--- a/projects/LonghornERP/export/LonghornERP_SRS_SalesCRM.docx
+++ b/projects/LonghornERP/export/LonghornERP_SRS_SalesCRM.docx
@@ -452,7 +452,7 @@
         <w:t xml:space="preserve">FR-SALES-*</w:t>
       </w:r>
       <w:r>
-        <w:t xml:space="preserve">) with pipeline management, opportunity tracking, forecasting, and territory management. All requirements are prospective and use the prescriptive form "The system shall...".</w:t>
+        <w:t xml:space="preserve">) with lead management, opportunity governance, account management, service and case management, forecasting, territory management, customer lifecycle control, and quote-to-cash handoff discipline. All requirements are prospective and use the prescriptive form "The system shall...".</w:t>
       </w:r>
     </w:p>
     <w:bookmarkEnd w:id="21"/>
@@ -470,7 +470,7 @@
         <w:pStyle w:val="FirstParagraph"/>
       </w:pPr>
       <w:r>
-        <w:t xml:space="preserve">The Sales and CRM module covers lead capture, opportunity management, activity logging, contact management, sales forecasting, territory assignment, lost deal analysis, customer satisfaction tracking, and a mobile CRM interface for field representatives. It integrates with the core Sales module to link CRM opportunities to quotations and sales orders.</w:t>
+        <w:t xml:space="preserve">The Sales and CRM module covers lead capture, qualification, opportunity management, activity logging, contact management, sales forecasting, territory assignment, lost deal analysis, customer satisfaction tracking, mobile CRM for field representatives, account and account-hierarchy management, segmentation and tiering, whitespace and product-fit indicators, lightweight account planning, service and case management, partner and channel CRM support, renewal and retention risk visibility, and customer lifecycle management.</w:t>
       </w:r>
     </w:p>
     <w:p>
@@ -478,7 +478,7 @@
         <w:pStyle w:val="BodyText"/>
       </w:pPr>
       <w:r>
-        <w:t xml:space="preserve">The module does not cover post-sale customer support or helpdesk ticketing.</w:t>
+        <w:t xml:space="preserve">The module integrates with the core Sales and ERP flows to link CRM opportunities to quotations, sales orders, customer accounts, service outcomes, and downstream revenue execution status. The module does not replace specialist marketing automation, contact-center telephony, or advanced customer-data-platform functionality, but it shall provide the customer, pipeline, service, and lifecycle system of record needed for an integrated ERP.</w:t>
       </w:r>
     </w:p>
     <w:bookmarkEnd w:id="22"/>
@@ -624,6 +624,78 @@
           </w:p>
         </w:tc>
       </w:tr>
+      <w:tr>
+        <w:tc>
+          <w:tcPr/>
+          <w:p>
+            <w:pPr>
+              <w:pStyle w:val="Compact"/>
+            </w:pPr>
+            <w:r>
+              <w:t xml:space="preserve">BG-005</w:t>
+            </w:r>
+          </w:p>
+        </w:tc>
+        <w:tc>
+          <w:tcPr/>
+          <w:p>
+            <w:pPr>
+              <w:pStyle w:val="Compact"/>
+            </w:pPr>
+            <w:r>
+              <w:t xml:space="preserve">Account growth discipline: account hierarchies, segmentation, whitespace analysis, and lightweight account plans help teams grow strategic customers intentionally.</w:t>
+            </w:r>
+          </w:p>
+        </w:tc>
+      </w:tr>
+      <w:tr>
+        <w:tc>
+          <w:tcPr/>
+          <w:p>
+            <w:pPr>
+              <w:pStyle w:val="Compact"/>
+            </w:pPr>
+            <w:r>
+              <w:t xml:space="preserve">BG-006</w:t>
+            </w:r>
+          </w:p>
+        </w:tc>
+        <w:tc>
+          <w:tcPr/>
+          <w:p>
+            <w:pPr>
+              <w:pStyle w:val="Compact"/>
+            </w:pPr>
+            <w:r>
+              <w:t xml:space="preserve">Service resolution and renewal protection: case routing, SLA control, escalation, and service-to-renewal feedback reduce avoidable churn and protect expansions.</w:t>
+            </w:r>
+          </w:p>
+        </w:tc>
+      </w:tr>
+      <w:tr>
+        <w:tc>
+          <w:tcPr/>
+          <w:p>
+            <w:pPr>
+              <w:pStyle w:val="Compact"/>
+            </w:pPr>
+            <w:r>
+              <w:t xml:space="preserve">BG-007</w:t>
+            </w:r>
+          </w:p>
+        </w:tc>
+        <w:tc>
+          <w:tcPr/>
+          <w:p>
+            <w:pPr>
+              <w:pStyle w:val="Compact"/>
+            </w:pPr>
+            <w:r>
+              <w:t xml:space="preserve">Commercial governance: pipeline stage controls, approval visibility, partner/channel controls, and quote-to-cash handoff context reduce execution errors between CRM and ERP.</w:t>
+            </w:r>
+          </w:p>
+        </w:tc>
+      </w:tr>
     </w:tbl>
     <w:bookmarkEnd w:id="23"/>
     <w:bookmarkStart w:id="24" w:name="X5a136c26b284a704590b6f8e6f4c8fdb9a74637"/>
@@ -752,18 +824,18 @@
               <w:pStyle w:val="Compact"/>
             </w:pPr>
             <w:r>
-              <w:t xml:space="preserve">NPS</w:t>
-            </w:r>
-          </w:p>
-        </w:tc>
-        <w:tc>
-          <w:tcPr/>
-          <w:p>
-            <w:pPr>
-              <w:pStyle w:val="Compact"/>
-            </w:pPr>
-            <w:r>
-              <w:t xml:space="preserve">Net Promoter Score — a customer loyalty metric: percentage of promoters minus percentage of detractors.</w:t>
+              <w:t xml:space="preserve">Account</w:t>
+            </w:r>
+          </w:p>
+        </w:tc>
+        <w:tc>
+          <w:tcPr/>
+          <w:p>
+            <w:pPr>
+              <w:pStyle w:val="Compact"/>
+            </w:pPr>
+            <w:r>
+              <w:t xml:space="preserve">A customer or prospect organisation that Longhorn ERP tracks for sales, service, lifecycle, and commercial-management purposes.</w:t>
             </w:r>
           </w:p>
         </w:tc>
@@ -776,6 +848,102 @@
               <w:pStyle w:val="Compact"/>
             </w:pPr>
             <w:r>
+              <w:t xml:space="preserve">Account Hierarchy</w:t>
+            </w:r>
+          </w:p>
+        </w:tc>
+        <w:tc>
+          <w:tcPr/>
+          <w:p>
+            <w:pPr>
+              <w:pStyle w:val="Compact"/>
+            </w:pPr>
+            <w:r>
+              <w:t xml:space="preserve">The parent-child structure linking related legal entities, branches, or business units under a common customer group.</w:t>
+            </w:r>
+          </w:p>
+        </w:tc>
+      </w:tr>
+      <w:tr>
+        <w:tc>
+          <w:tcPr/>
+          <w:p>
+            <w:pPr>
+              <w:pStyle w:val="Compact"/>
+            </w:pPr>
+            <w:r>
+              <w:t xml:space="preserve">Case</w:t>
+            </w:r>
+          </w:p>
+        </w:tc>
+        <w:tc>
+          <w:tcPr/>
+          <w:p>
+            <w:pPr>
+              <w:pStyle w:val="Compact"/>
+            </w:pPr>
+            <w:r>
+              <w:t xml:space="preserve">A service, complaint, support, or issue record logged against a customer account, contact, or transaction.</w:t>
+            </w:r>
+          </w:p>
+        </w:tc>
+      </w:tr>
+      <w:tr>
+        <w:tc>
+          <w:tcPr/>
+          <w:p>
+            <w:pPr>
+              <w:pStyle w:val="Compact"/>
+            </w:pPr>
+            <w:r>
+              <w:t xml:space="preserve">NPS</w:t>
+            </w:r>
+          </w:p>
+        </w:tc>
+        <w:tc>
+          <w:tcPr/>
+          <w:p>
+            <w:pPr>
+              <w:pStyle w:val="Compact"/>
+            </w:pPr>
+            <w:r>
+              <w:t xml:space="preserve">Net Promoter Score, a customer-loyalty metric: percentage of promoters minus percentage of detractors.</w:t>
+            </w:r>
+          </w:p>
+        </w:tc>
+      </w:tr>
+      <w:tr>
+        <w:tc>
+          <w:tcPr/>
+          <w:p>
+            <w:pPr>
+              <w:pStyle w:val="Compact"/>
+            </w:pPr>
+            <w:r>
+              <w:t xml:space="preserve">SLA</w:t>
+            </w:r>
+          </w:p>
+        </w:tc>
+        <w:tc>
+          <w:tcPr/>
+          <w:p>
+            <w:pPr>
+              <w:pStyle w:val="Compact"/>
+            </w:pPr>
+            <w:r>
+              <w:t xml:space="preserve">Service Level Agreement; the configured response and resolution commitments applied to a case.</w:t>
+            </w:r>
+          </w:p>
+        </w:tc>
+      </w:tr>
+      <w:tr>
+        <w:tc>
+          <w:tcPr/>
+          <w:p>
+            <w:pPr>
+              <w:pStyle w:val="Compact"/>
+            </w:pPr>
+            <w:r>
               <w:t xml:space="preserve">Territory</w:t>
             </w:r>
           </w:p>
@@ -788,6 +956,102 @@
             </w:pPr>
             <w:r>
               <w:t xml:space="preserve">A defined geographic or market segment assigned to one or more sales representatives.</w:t>
+            </w:r>
+          </w:p>
+        </w:tc>
+      </w:tr>
+      <w:tr>
+        <w:tc>
+          <w:tcPr/>
+          <w:p>
+            <w:pPr>
+              <w:pStyle w:val="Compact"/>
+            </w:pPr>
+            <w:r>
+              <w:t xml:space="preserve">Whitespace</w:t>
+            </w:r>
+          </w:p>
+        </w:tc>
+        <w:tc>
+          <w:tcPr/>
+          <w:p>
+            <w:pPr>
+              <w:pStyle w:val="Compact"/>
+            </w:pPr>
+            <w:r>
+              <w:t xml:space="preserve">The known gap between a customer's current product adoption and the products or services for which the customer is a fit.</w:t>
+            </w:r>
+          </w:p>
+        </w:tc>
+      </w:tr>
+      <w:tr>
+        <w:tc>
+          <w:tcPr/>
+          <w:p>
+            <w:pPr>
+              <w:pStyle w:val="Compact"/>
+            </w:pPr>
+            <w:r>
+              <w:t xml:space="preserve">Next Step</w:t>
+            </w:r>
+          </w:p>
+        </w:tc>
+        <w:tc>
+          <w:tcPr/>
+          <w:p>
+            <w:pPr>
+              <w:pStyle w:val="Compact"/>
+            </w:pPr>
+            <w:r>
+              <w:t xml:space="preserve">The date-bound action that moves an opportunity forward, such as a demo, proposal review, legal follow-up, or commercial approval.</w:t>
+            </w:r>
+          </w:p>
+        </w:tc>
+      </w:tr>
+      <w:tr>
+        <w:tc>
+          <w:tcPr/>
+          <w:p>
+            <w:pPr>
+              <w:pStyle w:val="Compact"/>
+            </w:pPr>
+            <w:r>
+              <w:t xml:space="preserve">Renewal Risk</w:t>
+            </w:r>
+          </w:p>
+        </w:tc>
+        <w:tc>
+          <w:tcPr/>
+          <w:p>
+            <w:pPr>
+              <w:pStyle w:val="Compact"/>
+            </w:pPr>
+            <w:r>
+              <w:t xml:space="preserve">A governed signal that a customer relationship may not renew or expand due to service issues, inactivity, dissatisfaction, payment stress, or reduced usage.</w:t>
+            </w:r>
+          </w:p>
+        </w:tc>
+      </w:tr>
+      <w:tr>
+        <w:tc>
+          <w:tcPr/>
+          <w:p>
+            <w:pPr>
+              <w:pStyle w:val="Compact"/>
+            </w:pPr>
+            <w:r>
+              <w:t xml:space="preserve">Channel Partner</w:t>
+            </w:r>
+          </w:p>
+        </w:tc>
+        <w:tc>
+          <w:tcPr/>
+          <w:p>
+            <w:pPr>
+              <w:pStyle w:val="Compact"/>
+            </w:pPr>
+            <w:r>
+              <w:t xml:space="preserve">A distributor, reseller, referral partner, or implementation partner involved in sourcing, influencing, or servicing customer business.</w:t>
             </w:r>
           </w:p>
         </w:tc>
@@ -1125,7 +1389,7 @@
               <w:pStyle w:val="Compact"/>
             </w:pPr>
             <w:r>
-              <w:t xml:space="preserve">Sales Forecasting</w:t>
+              <w:t xml:space="preserve">Sales Forecasting and Territory Management</w:t>
             </w:r>
           </w:p>
         </w:tc>
@@ -1149,7 +1413,7 @@
               <w:pStyle w:val="Compact"/>
             </w:pPr>
             <w:r>
-              <w:t xml:space="preserve">Territory Management</w:t>
+              <w:t xml:space="preserve">Lost Deal Analysis, Customer Satisfaction, and Mobile CRM</w:t>
             </w:r>
           </w:p>
         </w:tc>
@@ -1173,7 +1437,7 @@
               <w:pStyle w:val="Compact"/>
             </w:pPr>
             <w:r>
-              <w:t xml:space="preserve">Lost Deal Analysis</w:t>
+              <w:t xml:space="preserve">Revenue, Service, and Account Management</w:t>
             </w:r>
           </w:p>
         </w:tc>
@@ -1197,7 +1461,7 @@
               <w:pStyle w:val="Compact"/>
             </w:pPr>
             <w:r>
-              <w:t xml:space="preserve">Customer Satisfaction</w:t>
+              <w:t xml:space="preserve">Non-Functional Requirements</w:t>
             </w:r>
           </w:p>
         </w:tc>
@@ -1211,54 +1475,6 @@
             </w:pPr>
             <w:r>
               <w:t xml:space="preserve">10</w:t>
-            </w:r>
-          </w:p>
-        </w:tc>
-        <w:tc>
-          <w:tcPr/>
-          <w:p>
-            <w:pPr>
-              <w:pStyle w:val="Compact"/>
-            </w:pPr>
-            <w:r>
-              <w:t xml:space="preserve">Mobile CRM</w:t>
-            </w:r>
-          </w:p>
-        </w:tc>
-      </w:tr>
-      <w:tr>
-        <w:tc>
-          <w:tcPr/>
-          <w:p>
-            <w:pPr>
-              <w:pStyle w:val="Compact"/>
-            </w:pPr>
-            <w:r>
-              <w:t xml:space="preserve">11</w:t>
-            </w:r>
-          </w:p>
-        </w:tc>
-        <w:tc>
-          <w:tcPr/>
-          <w:p>
-            <w:pPr>
-              <w:pStyle w:val="Compact"/>
-            </w:pPr>
-            <w:r>
-              <w:t xml:space="preserve">Non-Functional Requirements</w:t>
-            </w:r>
-          </w:p>
-        </w:tc>
-      </w:tr>
-      <w:tr>
-        <w:tc>
-          <w:tcPr/>
-          <w:p>
-            <w:pPr>
-              <w:pStyle w:val="Compact"/>
-            </w:pPr>
-            <w:r>
-              <w:t xml:space="preserve">12</w:t>
             </w:r>
           </w:p>
         </w:tc>
@@ -3215,6 +3431,3981 @@
     </w:p>
     <w:bookmarkEnd w:id="50"/>
     <w:bookmarkEnd w:id="51"/>
+    <w:bookmarkStart w:id="56" w:name="revenue-service-and-account-management"/>
+    <w:p>
+      <w:pPr>
+        <w:pStyle w:val="Heading1"/>
+      </w:pPr>
+      <w:r>
+        <w:t xml:space="preserve">Revenue, Service, and Account Management</w:t>
+      </w:r>
+    </w:p>
+    <w:bookmarkStart w:id="52" w:name="X457155c0cc8a75fdb580712c97fceb291e4e9ae"/>
+    <w:p>
+      <w:pPr>
+        <w:pStyle w:val="Heading2"/>
+      </w:pPr>
+      <w:r>
+        <w:t xml:space="preserve">8.1 Account and Hierarchy Management</w:t>
+      </w:r>
+    </w:p>
+    <w:p>
+      <w:pPr>
+        <w:pStyle w:val="FirstParagraph"/>
+      </w:pPr>
+      <w:r>
+        <w:rPr>
+          <w:b/>
+          <w:bCs/>
+        </w:rPr>
+        <w:t xml:space="preserve">FR-CRM-043</w:t>
+      </w:r>
+      <w:r>
+        <w:t xml:space="preserve"> </w:t>
+      </w:r>
+      <w:r>
+        <w:t xml:space="preserve">- When a user creates or updates an account, the system shall capture: account name, account type (prospect, customer, partner, former customer), legal entity or trading name, industry, country, territory, assigned account owner, lifecycle status, customer since date, and linked ERP customer record where one exists.</w:t>
+      </w:r>
+    </w:p>
+    <w:p>
+      <w:pPr>
+        <w:pStyle w:val="BodyText"/>
+      </w:pPr>
+      <w:r>
+        <w:rPr>
+          <w:b/>
+          <w:bCs/>
+        </w:rPr>
+        <w:t xml:space="preserve">FR-CRM-044</w:t>
+      </w:r>
+      <w:r>
+        <w:t xml:space="preserve"> </w:t>
+      </w:r>
+      <w:r>
+        <w:t xml:space="preserve">- The system shall support parent-child account hierarchies so related legal entities, branches, and subsidiaries can be linked under a common group; the account record shall display the hierarchy path and a hierarchy summary showing aggregated open opportunities, open cases, overdue invoices, and latest NPS status across the account family.</w:t>
+      </w:r>
+    </w:p>
+    <w:p>
+      <w:pPr>
+        <w:pStyle w:val="BodyText"/>
+      </w:pPr>
+      <w:r>
+        <w:rPr>
+          <w:b/>
+          <w:bCs/>
+        </w:rPr>
+        <w:t xml:space="preserve">FR-CRM-045</w:t>
+      </w:r>
+      <w:r>
+        <w:t xml:space="preserve"> </w:t>
+      </w:r>
+      <w:r>
+        <w:t xml:space="preserve">- The system shall support account-team roles on each account, including at minimum account manager, sales representative, service owner, and finance relationship contact; account-team members shall be visible on the account record and available for task assignment, escalation routing, and approval visibility.</w:t>
+      </w:r>
+    </w:p>
+    <w:p>
+      <w:pPr>
+        <w:pStyle w:val="BodyText"/>
+      </w:pPr>
+      <w:r>
+        <w:rPr>
+          <w:b/>
+          <w:bCs/>
+        </w:rPr>
+        <w:t xml:space="preserve">FR-CRM-046</w:t>
+      </w:r>
+      <w:r>
+        <w:t xml:space="preserve"> </w:t>
+      </w:r>
+      <w:r>
+        <w:t xml:space="preserve">- The system shall support configurable customer segmentation and tiering on accounts, including segment, tier, strategic flag, whitespace indicator, and product-fit indicator fields; administrators shall be able to define scoring or rule-based defaults by industry, size, territory, or installed product base.</w:t>
+      </w:r>
+    </w:p>
+    <w:p>
+      <w:pPr>
+        <w:pStyle w:val="BodyText"/>
+      </w:pPr>
+      <w:r>
+        <w:rPr>
+          <w:b/>
+          <w:bCs/>
+        </w:rPr>
+        <w:t xml:space="preserve">FR-CRM-047</w:t>
+      </w:r>
+      <w:r>
+        <w:t xml:space="preserve"> </w:t>
+      </w:r>
+      <w:r>
+        <w:t xml:space="preserve">- The system shall provide a lightweight account plan for managed accounts, capturing current products or services, whitespace opportunities, relationship goals, active risks, named stakeholders, planned actions, target review date, and the owner responsible for maintaining the plan.</w:t>
+      </w:r>
+    </w:p>
+    <w:bookmarkEnd w:id="52"/>
+    <w:bookmarkStart w:id="53" w:name="X41b3e18d4ec2abd410e30322b43652a38a95de8"/>
+    <w:p>
+      <w:pPr>
+        <w:pStyle w:val="Heading2"/>
+      </w:pPr>
+      <w:r>
+        <w:t xml:space="preserve">8.2 Pipeline Governance and Quote-to-Cash Handoff</w:t>
+      </w:r>
+    </w:p>
+    <w:p>
+      <w:pPr>
+        <w:pStyle w:val="FirstParagraph"/>
+      </w:pPr>
+      <w:r>
+        <w:rPr>
+          <w:b/>
+          <w:bCs/>
+        </w:rPr>
+        <w:t xml:space="preserve">FR-CRM-048</w:t>
+      </w:r>
+      <w:r>
+        <w:t xml:space="preserve"> </w:t>
+      </w:r>
+      <w:r>
+        <w:t xml:space="preserve">- The system shall support configurable stage-exit criteria for each pipeline stage; an opportunity shall not move to a later stage unless all mandatory criteria for the target stage are satisfied.</w:t>
+      </w:r>
+    </w:p>
+    <w:p>
+      <w:pPr>
+        <w:pStyle w:val="BodyText"/>
+      </w:pPr>
+      <w:r>
+        <w:rPr>
+          <w:b/>
+          <w:bCs/>
+        </w:rPr>
+        <w:t xml:space="preserve">FR-CRM-049</w:t>
+      </w:r>
+      <w:r>
+        <w:t xml:space="preserve"> </w:t>
+      </w:r>
+      <w:r>
+        <w:t xml:space="preserve">- Every open opportunity shall require a next-step description, next-step owner, and next-step due date; the system shall block save when an opportunity is updated without a date-bound next step after qualification.</w:t>
+      </w:r>
+    </w:p>
+    <w:p>
+      <w:pPr>
+        <w:pStyle w:val="BodyText"/>
+      </w:pPr>
+      <w:r>
+        <w:rPr>
+          <w:b/>
+          <w:bCs/>
+        </w:rPr>
+        <w:t xml:space="preserve">FR-CRM-050</w:t>
+      </w:r>
+      <w:r>
+        <w:t xml:space="preserve"> </w:t>
+      </w:r>
+      <w:r>
+        <w:t xml:space="preserve">- When an opportunity has no completed activity for the configured dormancy threshold or its next-step due date passes without completion, the system shall mark the opportunity as stale, alert the opportunity owner, and escalate the exception to the manager dashboard.</w:t>
+      </w:r>
+    </w:p>
+    <w:p>
+      <w:pPr>
+        <w:pStyle w:val="BodyText"/>
+      </w:pPr>
+      <w:r>
+        <w:rPr>
+          <w:b/>
+          <w:bCs/>
+        </w:rPr>
+        <w:t xml:space="preserve">FR-CRM-051</w:t>
+      </w:r>
+      <w:r>
+        <w:t xml:space="preserve"> </w:t>
+      </w:r>
+      <w:r>
+        <w:t xml:space="preserve">- The opportunity record shall display the visibility status of related commercial approvals, including discount approvals, non-standard term approvals, credit-risk warnings, and other deal-risk approvals received from Sales or ERP workflows; approval status shall be read-only in CRM unless the user has approval authority in the source workflow.</w:t>
+      </w:r>
+    </w:p>
+    <w:p>
+      <w:pPr>
+        <w:pStyle w:val="BodyText"/>
+      </w:pPr>
+      <w:r>
+        <w:rPr>
+          <w:b/>
+          <w:bCs/>
+        </w:rPr>
+        <w:t xml:space="preserve">FR-CRM-052</w:t>
+      </w:r>
+      <w:r>
+        <w:t xml:space="preserve"> </w:t>
+      </w:r>
+      <w:r>
+        <w:t xml:space="preserve">- When a quotation or sales-order handoff is initiated from CRM, the system shall transmit a governed handoff context to the downstream Sales or ERP flow, including account, contact, opportunity owner, line items, estimated value, expected close or requested start date, billing and shipping context, promised service or delivery commitments, partner attribution where relevant, and any approved non-standard commercial terms.</w:t>
+      </w:r>
+    </w:p>
+    <w:p>
+      <w:pPr>
+        <w:pStyle w:val="BodyText"/>
+      </w:pPr>
+      <w:r>
+        <w:rPr>
+          <w:b/>
+          <w:bCs/>
+        </w:rPr>
+        <w:t xml:space="preserve">FR-CRM-053</w:t>
+      </w:r>
+      <w:r>
+        <w:t xml:space="preserve"> </w:t>
+      </w:r>
+      <w:r>
+        <w:t xml:space="preserve">- The system shall synchronise key downstream quote-to-cash statuses back into the originating CRM opportunity, including quotation issued, quotation accepted or rejected, order created, order on hold, delivery completed, invoice issued, and payment-status summary where such events are available from integrated modules.</w:t>
+      </w:r>
+    </w:p>
+    <w:p>
+      <w:pPr>
+        <w:pStyle w:val="BodyText"/>
+      </w:pPr>
+      <w:r>
+        <w:rPr>
+          <w:b/>
+          <w:bCs/>
+        </w:rPr>
+        <w:t xml:space="preserve">FR-CRM-054</w:t>
+      </w:r>
+      <w:r>
+        <w:t xml:space="preserve"> </w:t>
+      </w:r>
+      <w:r>
+        <w:t xml:space="preserve">- The system shall maintain an immutable handoff history between CRM and Sales or ERP records, showing the originating opportunity, transmitted commercial context, receiving quotation or order record, transmission timestamp, sending user, and subsequent downstream status changes.</w:t>
+      </w:r>
+    </w:p>
+    <w:bookmarkEnd w:id="53"/>
+    <w:bookmarkStart w:id="54" w:name="Xa668ebbc14918f224d0793d11e6242004f88c08"/>
+    <w:p>
+      <w:pPr>
+        <w:pStyle w:val="Heading2"/>
+      </w:pPr>
+      <w:r>
+        <w:t xml:space="preserve">8.3 Service and Case Management</w:t>
+      </w:r>
+    </w:p>
+    <w:p>
+      <w:pPr>
+        <w:pStyle w:val="FirstParagraph"/>
+      </w:pPr>
+      <w:r>
+        <w:rPr>
+          <w:b/>
+          <w:bCs/>
+        </w:rPr>
+        <w:t xml:space="preserve">FR-CRM-055</w:t>
+      </w:r>
+      <w:r>
+        <w:t xml:space="preserve"> </w:t>
+      </w:r>
+      <w:r>
+        <w:t xml:space="preserve">- The system shall support case creation from manual entry, email intake, customer self-service form, or from a linked sales, delivery, invoice, or opportunity record; each case shall be linked to an account and may additionally be linked to a contact, product, quotation, sales order, delivery note, invoice, or opportunity.</w:t>
+      </w:r>
+    </w:p>
+    <w:p>
+      <w:pPr>
+        <w:pStyle w:val="BodyText"/>
+      </w:pPr>
+      <w:r>
+        <w:rPr>
+          <w:b/>
+          <w:bCs/>
+        </w:rPr>
+        <w:t xml:space="preserve">FR-CRM-056</w:t>
+      </w:r>
+      <w:r>
+        <w:t xml:space="preserve"> </w:t>
+      </w:r>
+      <w:r>
+        <w:t xml:space="preserve">- When a case is created, the system shall capture at minimum: case ID (</w:t>
+      </w:r>
+      <w:r>
+        <w:rPr>
+          <w:rStyle w:val="VerbatimChar"/>
+        </w:rPr>
+        <w:t xml:space="preserve">CASE-YYYY-NNNN</w:t>
+      </w:r>
+      <w:r>
+        <w:t xml:space="preserve">), category, subcategory, priority, severity, reported channel, summary, detailed description, customer impact, and requested response; the system shall apply a default SLA policy based on account tier, category, priority, or support agreement.</w:t>
+      </w:r>
+    </w:p>
+    <w:p>
+      <w:pPr>
+        <w:pStyle w:val="BodyText"/>
+      </w:pPr>
+      <w:r>
+        <w:rPr>
+          <w:b/>
+          <w:bCs/>
+        </w:rPr>
+        <w:t xml:space="preserve">FR-CRM-057</w:t>
+      </w:r>
+      <w:r>
+        <w:t xml:space="preserve"> </w:t>
+      </w:r>
+      <w:r>
+        <w:t xml:space="preserve">- The system shall route cases to queues or named owners using configurable rules based on category, product, territory, language, customer tier, partner attribution, or severity; the applied routing rule and routing timestamp shall be stored in the case history.</w:t>
+      </w:r>
+    </w:p>
+    <w:p>
+      <w:pPr>
+        <w:pStyle w:val="BodyText"/>
+      </w:pPr>
+      <w:r>
+        <w:rPr>
+          <w:b/>
+          <w:bCs/>
+        </w:rPr>
+        <w:t xml:space="preserve">FR-CRM-058</w:t>
+      </w:r>
+      <w:r>
+        <w:t xml:space="preserve"> </w:t>
+      </w:r>
+      <w:r>
+        <w:t xml:space="preserve">- For every case, the system shall track SLA target timestamps for first response and final resolution; the case record shall display current SLA status as on track, at risk, breached, or paused according to configured business rules.</w:t>
+      </w:r>
+    </w:p>
+    <w:p>
+      <w:pPr>
+        <w:pStyle w:val="BodyText"/>
+      </w:pPr>
+      <w:r>
+        <w:rPr>
+          <w:b/>
+          <w:bCs/>
+        </w:rPr>
+        <w:t xml:space="preserve">FR-CRM-059</w:t>
+      </w:r>
+      <w:r>
+        <w:t xml:space="preserve"> </w:t>
+      </w:r>
+      <w:r>
+        <w:t xml:space="preserve">- When a case reaches a configured SLA-risk threshold or breaches its SLA, the system shall escalate the case to the configured supervisor or queue, generate a notification, and record the escalation reason and timestamp in the case history.</w:t>
+      </w:r>
+    </w:p>
+    <w:p>
+      <w:pPr>
+        <w:pStyle w:val="BodyText"/>
+      </w:pPr>
+      <w:r>
+        <w:rPr>
+          <w:b/>
+          <w:bCs/>
+        </w:rPr>
+        <w:t xml:space="preserve">FR-CRM-060</w:t>
+      </w:r>
+      <w:r>
+        <w:t xml:space="preserve"> </w:t>
+      </w:r>
+      <w:r>
+        <w:t xml:space="preserve">- The system shall maintain a complete case worklog including internal notes, external updates, ownership transfers, status changes, attachments, and promised actions; the worklog shall be chronological, non-destructive, and audit-visible.</w:t>
+      </w:r>
+    </w:p>
+    <w:p>
+      <w:pPr>
+        <w:pStyle w:val="BodyText"/>
+      </w:pPr>
+      <w:r>
+        <w:rPr>
+          <w:b/>
+          <w:bCs/>
+        </w:rPr>
+        <w:t xml:space="preserve">FR-CRM-061</w:t>
+      </w:r>
+      <w:r>
+        <w:t xml:space="preserve"> </w:t>
+      </w:r>
+      <w:r>
+        <w:t xml:space="preserve">- A case shall not be closed unless the user records a resolution code, root-cause classification, resolution summary, closure timestamp, and whether a customer confirmation was obtained where customer confirmation is required by policy.</w:t>
+      </w:r>
+    </w:p>
+    <w:p>
+      <w:pPr>
+        <w:pStyle w:val="BodyText"/>
+      </w:pPr>
+      <w:r>
+        <w:rPr>
+          <w:b/>
+          <w:bCs/>
+        </w:rPr>
+        <w:t xml:space="preserve">FR-CRM-062</w:t>
+      </w:r>
+      <w:r>
+        <w:t xml:space="preserve"> </w:t>
+      </w:r>
+      <w:r>
+        <w:t xml:space="preserve">- The system shall support controlled case reopen handling; when a closed case is reopened, the system shall preserve the original case reference, record reopen reason, increment a reopen counter, and apply the configured reopened-case SLA policy without deleting prior closure evidence.</w:t>
+      </w:r>
+    </w:p>
+    <w:p>
+      <w:pPr>
+        <w:pStyle w:val="BodyText"/>
+      </w:pPr>
+      <w:r>
+        <w:rPr>
+          <w:b/>
+          <w:bCs/>
+        </w:rPr>
+        <w:t xml:space="preserve">FR-CRM-063</w:t>
+      </w:r>
+      <w:r>
+        <w:t xml:space="preserve"> </w:t>
+      </w:r>
+      <w:r>
+        <w:t xml:space="preserve">- The system shall provide service analytics showing case backlog, backlog aging, SLA attainment, first-response performance, resolution-time distribution, reopened-case rate, and resolution-code breakdown by team, account tier, product, and period.</w:t>
+      </w:r>
+    </w:p>
+    <w:p>
+      <w:pPr>
+        <w:pStyle w:val="BodyText"/>
+      </w:pPr>
+      <w:r>
+        <w:rPr>
+          <w:b/>
+          <w:bCs/>
+        </w:rPr>
+        <w:t xml:space="preserve">FR-CRM-064</w:t>
+      </w:r>
+      <w:r>
+        <w:t xml:space="preserve"> </w:t>
+      </w:r>
+      <w:r>
+        <w:t xml:space="preserve">- When severe or repeated service issues occur on an account, or when a case breaches configured renewal-risk thresholds, the system shall create an account-level lifecycle alert and notify the account owner so the issue can be considered in retention, renewal, or expansion planning.</w:t>
+      </w:r>
+    </w:p>
+    <w:bookmarkEnd w:id="54"/>
+    <w:bookmarkStart w:id="55" w:name="Xc25b039878f0f7b1092f8f4433eb1b538d5e9ae"/>
+    <w:p>
+      <w:pPr>
+        <w:pStyle w:val="Heading2"/>
+      </w:pPr>
+      <w:r>
+        <w:t xml:space="preserve">8.4 Partner, Channel, and Customer Lifecycle Management</w:t>
+      </w:r>
+    </w:p>
+    <w:p>
+      <w:pPr>
+        <w:pStyle w:val="FirstParagraph"/>
+      </w:pPr>
+      <w:r>
+        <w:rPr>
+          <w:b/>
+          <w:bCs/>
+        </w:rPr>
+        <w:t xml:space="preserve">FR-CRM-065</w:t>
+      </w:r>
+      <w:r>
+        <w:t xml:space="preserve"> </w:t>
+      </w:r>
+      <w:r>
+        <w:t xml:space="preserve">- The system shall support partner and channel account types, including distributor, reseller, referral partner, and implementation partner classifications, with fields for partner tier, territory coverage, assigned channel manager, and active-status flag.</w:t>
+      </w:r>
+    </w:p>
+    <w:p>
+      <w:pPr>
+        <w:pStyle w:val="BodyText"/>
+      </w:pPr>
+      <w:r>
+        <w:rPr>
+          <w:b/>
+          <w:bCs/>
+        </w:rPr>
+        <w:t xml:space="preserve">FR-CRM-066</w:t>
+      </w:r>
+      <w:r>
+        <w:t xml:space="preserve"> </w:t>
+      </w:r>
+      <w:r>
+        <w:t xml:space="preserve">- The system shall support partner-influenced and partner-led opportunity tracking, including deal-registration reference, partner role, end-customer account, conflict status, and partner-attributed pipeline and revenue reporting.</w:t>
+      </w:r>
+    </w:p>
+    <w:p>
+      <w:pPr>
+        <w:pStyle w:val="BodyText"/>
+      </w:pPr>
+      <w:r>
+        <w:rPr>
+          <w:b/>
+          <w:bCs/>
+        </w:rPr>
+        <w:t xml:space="preserve">FR-CRM-067</w:t>
+      </w:r>
+      <w:r>
+        <w:t xml:space="preserve"> </w:t>
+      </w:r>
+      <w:r>
+        <w:t xml:space="preserve">- Where a partner is linked to an opportunity or case, the system shall support configurable partner visibility rules so external or partner-facing users can be limited to the records, fields, and actions authorised for that partner relationship.</w:t>
+      </w:r>
+    </w:p>
+    <w:p>
+      <w:pPr>
+        <w:pStyle w:val="BodyText"/>
+      </w:pPr>
+      <w:r>
+        <w:rPr>
+          <w:b/>
+          <w:bCs/>
+        </w:rPr>
+        <w:t xml:space="preserve">FR-CRM-068</w:t>
+      </w:r>
+      <w:r>
+        <w:t xml:space="preserve"> </w:t>
+      </w:r>
+      <w:r>
+        <w:t xml:space="preserve">- The system shall maintain a customer lifecycle status for each account, with at minimum Prospect, New Customer, Active Customer, Renewal Due, At Risk, and Churned states; lifecycle-state changes shall be timestamped and preserved in account history.</w:t>
+      </w:r>
+    </w:p>
+    <w:p>
+      <w:pPr>
+        <w:pStyle w:val="BodyText"/>
+      </w:pPr>
+      <w:r>
+        <w:rPr>
+          <w:b/>
+          <w:bCs/>
+        </w:rPr>
+        <w:t xml:space="preserve">FR-CRM-069</w:t>
+      </w:r>
+      <w:r>
+        <w:t xml:space="preserve"> </w:t>
+      </w:r>
+      <w:r>
+        <w:t xml:space="preserve">- The system shall compute a configurable renewal or retention risk indicator for active accounts using signals such as unresolved high-severity cases, repeated SLA breaches, detractor NPS responses, declining order patterns, overdue receivables, or prolonged account inactivity.</w:t>
+      </w:r>
+    </w:p>
+    <w:p>
+      <w:pPr>
+        <w:pStyle w:val="BodyText"/>
+      </w:pPr>
+      <w:r>
+        <w:rPr>
+          <w:b/>
+          <w:bCs/>
+        </w:rPr>
+        <w:t xml:space="preserve">FR-CRM-070</w:t>
+      </w:r>
+      <w:r>
+        <w:t xml:space="preserve"> </w:t>
+      </w:r>
+      <w:r>
+        <w:t xml:space="preserve">- The system shall provide a renewal and expansion workbench for account owners showing upcoming renewal dates, expiring service agreements or contracts where such records exist, current whitespace indicators, open service risks, latest NPS result, and the next required retention or expansion action.</w:t>
+      </w:r>
+    </w:p>
+    <w:p>
+      <w:pPr>
+        <w:pStyle w:val="BodyText"/>
+      </w:pPr>
+      <w:r>
+        <w:rPr>
+          <w:b/>
+          <w:bCs/>
+        </w:rPr>
+        <w:t xml:space="preserve">FR-CRM-071</w:t>
+      </w:r>
+      <w:r>
+        <w:t xml:space="preserve"> </w:t>
+      </w:r>
+      <w:r>
+        <w:t xml:space="preserve">- For strategic or at-risk accounts, the system shall require periodic lifecycle reviews; the review shall record account health, top risks, top opportunities, committed actions, executive attention flag, and the next review date.</w:t>
+      </w:r>
+    </w:p>
+    <w:bookmarkEnd w:id="55"/>
+    <w:bookmarkEnd w:id="56"/>
+    <w:bookmarkStart w:id="57" w:name="non-functional-requirements"/>
+    <w:p>
+      <w:pPr>
+        <w:pStyle w:val="Heading1"/>
+      </w:pPr>
+      <w:r>
+        <w:t xml:space="preserve">Non-Functional Requirements</w:t>
+      </w:r>
+    </w:p>
+    <w:p>
+      <w:pPr>
+        <w:pStyle w:val="FirstParagraph"/>
+      </w:pPr>
+      <w:r>
+        <w:rPr>
+          <w:b/>
+          <w:bCs/>
+        </w:rPr>
+        <w:t xml:space="preserve">NFR-CRM-005</w:t>
+      </w:r>
+      <w:r>
+        <w:t xml:space="preserve"> </w:t>
+      </w:r>
+      <w:r>
+        <w:t xml:space="preserve">- CRM account, contact, lead, and case data quality controls shall enforce duplicate prevention, mandatory-field validation, and referential integrity so that the monthly duplicate rate for accounts and contacts remains below the configured governance threshold and all blocked transactions are logged for review.</w:t>
+      </w:r>
+    </w:p>
+    <w:p>
+      <w:pPr>
+        <w:pStyle w:val="BodyText"/>
+      </w:pPr>
+      <w:r>
+        <w:rPr>
+          <w:b/>
+          <w:bCs/>
+        </w:rPr>
+        <w:t xml:space="preserve">NFR-CRM-006</w:t>
+      </w:r>
+      <w:r>
+        <w:t xml:space="preserve"> </w:t>
+      </w:r>
+      <w:r>
+        <w:t xml:space="preserve">- The mobile and field CRM experience shall allow a representative to review an account, log an activity, update an opportunity next step, and acknowledge or update a case from a mobile device in low-bandwidth conditions without requiring desktop-only workflows for routine field work.</w:t>
+      </w:r>
+    </w:p>
+    <w:p>
+      <w:pPr>
+        <w:pStyle w:val="BodyText"/>
+      </w:pPr>
+      <w:r>
+        <w:rPr>
+          <w:b/>
+          <w:bCs/>
+        </w:rPr>
+        <w:t xml:space="preserve">NFR-CRM-007</w:t>
+      </w:r>
+      <w:r>
+        <w:t xml:space="preserve"> </w:t>
+      </w:r>
+      <w:r>
+        <w:t xml:space="preserve">- CRM access control shall enforce role-based and record-based visibility for leads, opportunities, accounts, cases, partner-linked records, and personally identifiable contact data; sensitive fields and exported datasets shall be restricted to authorised roles and all access to protected CRM records shall be audit-logged.</w:t>
+      </w:r>
+    </w:p>
+    <w:p>
+      <w:pPr>
+        <w:pStyle w:val="BodyText"/>
+      </w:pPr>
+      <w:r>
+        <w:rPr>
+          <w:b/>
+          <w:bCs/>
+        </w:rPr>
+        <w:t xml:space="preserve">NFR-CRM-008</w:t>
+      </w:r>
+      <w:r>
+        <w:t xml:space="preserve"> </w:t>
+      </w:r>
+      <w:r>
+        <w:t xml:space="preserve">- Automated CRM routing and escalation actions, including lead assignment, case routing, stale-opportunity alerts, and SLA escalations, shall execute within 5 minutes of the triggering event under normal operating load.</w:t>
+      </w:r>
+    </w:p>
+    <w:p>
+      <w:pPr>
+        <w:pStyle w:val="BodyText"/>
+      </w:pPr>
+      <w:r>
+        <w:rPr>
+          <w:b/>
+          <w:bCs/>
+        </w:rPr>
+        <w:t xml:space="preserve">NFR-CRM-009</w:t>
+      </w:r>
+      <w:r>
+        <w:t xml:space="preserve"> </w:t>
+      </w:r>
+      <w:r>
+        <w:t xml:space="preserve">- SLA clocks, case escalations, reopen events, and quote-to-cash handoff histories shall be immutable and time-stamped so that auditors and managers can reconstruct who did what, when it happened, and which policy or SLA target applied at the time.</w:t>
+      </w:r>
+    </w:p>
+    <w:p>
+      <w:pPr>
+        <w:pStyle w:val="BodyText"/>
+      </w:pPr>
+      <w:r>
+        <w:rPr>
+          <w:b/>
+          <w:bCs/>
+        </w:rPr>
+        <w:t xml:space="preserve">NFR-CRM-010</w:t>
+      </w:r>
+      <w:r>
+        <w:t xml:space="preserve"> </w:t>
+      </w:r>
+      <w:r>
+        <w:t xml:space="preserve">- CRM pipeline, service, lifecycle, and partner dashboards shall use governed metric definitions and synchronised source data so that reported counts and values are reproducible and materially consistent with downstream Sales and ERP records for the same reporting period.</w:t>
+      </w:r>
+    </w:p>
+    <w:bookmarkEnd w:id="57"/>
+    <w:bookmarkStart w:id="62" w:name="traceability-matrix"/>
+    <w:p>
+      <w:pPr>
+        <w:pStyle w:val="Heading1"/>
+      </w:pPr>
+      <w:r>
+        <w:t xml:space="preserve">Traceability Matrix</w:t>
+      </w:r>
+    </w:p>
+    <w:bookmarkStart w:id="58" w:name="Xc4936c129730776e2f80a354ed10db8bc6239fc"/>
+    <w:p>
+      <w:pPr>
+        <w:pStyle w:val="Heading2"/>
+      </w:pPr>
+      <w:r>
+        <w:t xml:space="preserve">10.1 Business Goals</w:t>
+      </w:r>
+    </w:p>
+    <w:tbl>
+      <w:tblPr>
+        <w:tblStyle w:val="Table"/>
+        <w:tblW w:type="auto" w:w="0"/>
+        <w:tblLook w:firstRow="1" w:lastRow="0" w:firstColumn="0" w:lastColumn="0" w:noHBand="0" w:noVBand="0" w:val="0020"/>
+      </w:tblPr>
+      <w:tblGrid>
+        <w:gridCol w:w="3960"/>
+        <w:gridCol w:w="3960"/>
+      </w:tblGrid>
+      <w:tr>
+        <w:trPr>
+          <w:tblHeader w:val="on"/>
+        </w:trPr>
+        <w:tc>
+          <w:tcPr/>
+          <w:p>
+            <w:pPr>
+              <w:pStyle w:val="Compact"/>
+            </w:pPr>
+            <w:r>
+              <w:t xml:space="preserve">ID</w:t>
+            </w:r>
+          </w:p>
+        </w:tc>
+        <w:tc>
+          <w:tcPr/>
+          <w:p>
+            <w:pPr>
+              <w:pStyle w:val="Compact"/>
+            </w:pPr>
+            <w:r>
+              <w:t xml:space="preserve">Goal</w:t>
+            </w:r>
+          </w:p>
+        </w:tc>
+      </w:tr>
+      <w:tr>
+        <w:tc>
+          <w:tcPr/>
+          <w:p>
+            <w:pPr>
+              <w:pStyle w:val="Compact"/>
+            </w:pPr>
+            <w:r>
+              <w:t xml:space="preserve">BG-001</w:t>
+            </w:r>
+          </w:p>
+        </w:tc>
+        <w:tc>
+          <w:tcPr/>
+          <w:p>
+            <w:pPr>
+              <w:pStyle w:val="Compact"/>
+            </w:pPr>
+            <w:r>
+              <w:t xml:space="preserve">Revenue visibility: pipeline forecasting reduces missed targets by surfacing at-risk deals before month-end.</w:t>
+            </w:r>
+          </w:p>
+        </w:tc>
+      </w:tr>
+      <w:tr>
+        <w:tc>
+          <w:tcPr/>
+          <w:p>
+            <w:pPr>
+              <w:pStyle w:val="Compact"/>
+            </w:pPr>
+            <w:r>
+              <w:t xml:space="preserve">BG-002</w:t>
+            </w:r>
+          </w:p>
+        </w:tc>
+        <w:tc>
+          <w:tcPr/>
+          <w:p>
+            <w:pPr>
+              <w:pStyle w:val="Compact"/>
+            </w:pPr>
+            <w:r>
+              <w:t xml:space="preserve">Field productivity: mobile CRM allows reps to log activities, access customer data, and submit quotations without returning to the office.</w:t>
+            </w:r>
+          </w:p>
+        </w:tc>
+      </w:tr>
+      <w:tr>
+        <w:tc>
+          <w:tcPr/>
+          <w:p>
+            <w:pPr>
+              <w:pStyle w:val="Compact"/>
+            </w:pPr>
+            <w:r>
+              <w:t xml:space="preserve">BG-003</w:t>
+            </w:r>
+          </w:p>
+        </w:tc>
+        <w:tc>
+          <w:tcPr/>
+          <w:p>
+            <w:pPr>
+              <w:pStyle w:val="Compact"/>
+            </w:pPr>
+            <w:r>
+              <w:t xml:space="preserve">Win-rate improvement: systematic lost deal analysis identifies patterns that inform product and pricing decisions.</w:t>
+            </w:r>
+          </w:p>
+        </w:tc>
+      </w:tr>
+      <w:tr>
+        <w:tc>
+          <w:tcPr/>
+          <w:p>
+            <w:pPr>
+              <w:pStyle w:val="Compact"/>
+            </w:pPr>
+            <w:r>
+              <w:t xml:space="preserve">BG-004</w:t>
+            </w:r>
+          </w:p>
+        </w:tc>
+        <w:tc>
+          <w:tcPr/>
+          <w:p>
+            <w:pPr>
+              <w:pStyle w:val="Compact"/>
+            </w:pPr>
+            <w:r>
+              <w:t xml:space="preserve">Customer retention: NPS tracking surfaces dissatisfied customers before they churn.</w:t>
+            </w:r>
+          </w:p>
+        </w:tc>
+      </w:tr>
+      <w:tr>
+        <w:tc>
+          <w:tcPr/>
+          <w:p>
+            <w:pPr>
+              <w:pStyle w:val="Compact"/>
+            </w:pPr>
+            <w:r>
+              <w:t xml:space="preserve">BG-005</w:t>
+            </w:r>
+          </w:p>
+        </w:tc>
+        <w:tc>
+          <w:tcPr/>
+          <w:p>
+            <w:pPr>
+              <w:pStyle w:val="Compact"/>
+            </w:pPr>
+            <w:r>
+              <w:t xml:space="preserve">Account growth discipline: account hierarchies, segmentation, whitespace analysis, and lightweight account plans help teams grow strategic customers intentionally.</w:t>
+            </w:r>
+          </w:p>
+        </w:tc>
+      </w:tr>
+      <w:tr>
+        <w:tc>
+          <w:tcPr/>
+          <w:p>
+            <w:pPr>
+              <w:pStyle w:val="Compact"/>
+            </w:pPr>
+            <w:r>
+              <w:t xml:space="preserve">BG-006</w:t>
+            </w:r>
+          </w:p>
+        </w:tc>
+        <w:tc>
+          <w:tcPr/>
+          <w:p>
+            <w:pPr>
+              <w:pStyle w:val="Compact"/>
+            </w:pPr>
+            <w:r>
+              <w:t xml:space="preserve">Service resolution and renewal protection: case routing, SLA control, escalation, and service-to-renewal feedback reduce avoidable churn and protect expansions.</w:t>
+            </w:r>
+          </w:p>
+        </w:tc>
+      </w:tr>
+      <w:tr>
+        <w:tc>
+          <w:tcPr/>
+          <w:p>
+            <w:pPr>
+              <w:pStyle w:val="Compact"/>
+            </w:pPr>
+            <w:r>
+              <w:t xml:space="preserve">BG-007</w:t>
+            </w:r>
+          </w:p>
+        </w:tc>
+        <w:tc>
+          <w:tcPr/>
+          <w:p>
+            <w:pPr>
+              <w:pStyle w:val="Compact"/>
+            </w:pPr>
+            <w:r>
+              <w:t xml:space="preserve">Commercial governance: pipeline stage controls, approval visibility, partner/channel controls, and quote-to-cash handoff context reduce execution errors between CRM and ERP.</w:t>
+            </w:r>
+          </w:p>
+        </w:tc>
+      </w:tr>
+    </w:tbl>
+    <w:bookmarkEnd w:id="58"/>
+    <w:bookmarkStart w:id="59" w:name="X6cb60853df4d63b02562ebfdd114fff2eb514c1"/>
+    <w:p>
+      <w:pPr>
+        <w:pStyle w:val="Heading2"/>
+      </w:pPr>
+      <w:r>
+        <w:t xml:space="preserve">10.2 Functional Requirement Traceability</w:t>
+      </w:r>
+    </w:p>
+    <w:tbl>
+      <w:tblPr>
+        <w:tblStyle w:val="Table"/>
+        <w:tblW w:type="auto" w:w="0"/>
+        <w:tblLook w:firstRow="1" w:lastRow="0" w:firstColumn="0" w:lastColumn="0" w:noHBand="0" w:noVBand="0" w:val="0020"/>
+      </w:tblPr>
+      <w:tblGrid>
+        <w:gridCol w:w="2640"/>
+        <w:gridCol w:w="2640"/>
+        <w:gridCol w:w="2640"/>
+      </w:tblGrid>
+      <w:tr>
+        <w:trPr>
+          <w:tblHeader w:val="on"/>
+        </w:trPr>
+        <w:tc>
+          <w:tcPr/>
+          <w:p>
+            <w:pPr>
+              <w:pStyle w:val="Compact"/>
+            </w:pPr>
+            <w:r>
+              <w:t xml:space="preserve">Requirement ID</w:t>
+            </w:r>
+          </w:p>
+        </w:tc>
+        <w:tc>
+          <w:tcPr/>
+          <w:p>
+            <w:pPr>
+              <w:pStyle w:val="Compact"/>
+            </w:pPr>
+            <w:r>
+              <w:t xml:space="preserve">Requirement Summary</w:t>
+            </w:r>
+          </w:p>
+        </w:tc>
+        <w:tc>
+          <w:tcPr/>
+          <w:p>
+            <w:pPr>
+              <w:pStyle w:val="Compact"/>
+            </w:pPr>
+            <w:r>
+              <w:t xml:space="preserve">Business Goal(s)</w:t>
+            </w:r>
+          </w:p>
+        </w:tc>
+      </w:tr>
+      <w:tr>
+        <w:tc>
+          <w:tcPr/>
+          <w:p>
+            <w:pPr>
+              <w:pStyle w:val="Compact"/>
+            </w:pPr>
+            <w:r>
+              <w:t xml:space="preserve">FR-CRM-001</w:t>
+            </w:r>
+          </w:p>
+        </w:tc>
+        <w:tc>
+          <w:tcPr/>
+          <w:p>
+            <w:pPr>
+              <w:pStyle w:val="Compact"/>
+            </w:pPr>
+            <w:r>
+              <w:t xml:space="preserve">Lead capture fields and source tracking</w:t>
+            </w:r>
+          </w:p>
+        </w:tc>
+        <w:tc>
+          <w:tcPr/>
+          <w:p>
+            <w:pPr>
+              <w:pStyle w:val="Compact"/>
+            </w:pPr>
+            <w:r>
+              <w:t xml:space="preserve">BG-001, BG-002</w:t>
+            </w:r>
+          </w:p>
+        </w:tc>
+      </w:tr>
+      <w:tr>
+        <w:tc>
+          <w:tcPr/>
+          <w:p>
+            <w:pPr>
+              <w:pStyle w:val="Compact"/>
+            </w:pPr>
+            <w:r>
+              <w:t xml:space="preserve">FR-CRM-002</w:t>
+            </w:r>
+          </w:p>
+        </w:tc>
+        <w:tc>
+          <w:tcPr/>
+          <w:p>
+            <w:pPr>
+              <w:pStyle w:val="Compact"/>
+            </w:pPr>
+            <w:r>
+              <w:t xml:space="preserve">Bulk lead import with validation and duplicate checks</w:t>
+            </w:r>
+          </w:p>
+        </w:tc>
+        <w:tc>
+          <w:tcPr/>
+          <w:p>
+            <w:pPr>
+              <w:pStyle w:val="Compact"/>
+            </w:pPr>
+            <w:r>
+              <w:t xml:space="preserve">BG-001, BG-002</w:t>
+            </w:r>
+          </w:p>
+        </w:tc>
+      </w:tr>
+      <w:tr>
+        <w:tc>
+          <w:tcPr/>
+          <w:p>
+            <w:pPr>
+              <w:pStyle w:val="Compact"/>
+            </w:pPr>
+            <w:r>
+              <w:t xml:space="preserve">FR-CRM-003</w:t>
+            </w:r>
+          </w:p>
+        </w:tc>
+        <w:tc>
+          <w:tcPr/>
+          <w:p>
+            <w:pPr>
+              <w:pStyle w:val="Compact"/>
+            </w:pPr>
+            <w:r>
+              <w:t xml:space="preserve">Unique lead IDs and audit fields</w:t>
+            </w:r>
+          </w:p>
+        </w:tc>
+        <w:tc>
+          <w:tcPr/>
+          <w:p>
+            <w:pPr>
+              <w:pStyle w:val="Compact"/>
+            </w:pPr>
+            <w:r>
+              <w:t xml:space="preserve">BG-001</w:t>
+            </w:r>
+          </w:p>
+        </w:tc>
+      </w:tr>
+      <w:tr>
+        <w:tc>
+          <w:tcPr/>
+          <w:p>
+            <w:pPr>
+              <w:pStyle w:val="Compact"/>
+            </w:pPr>
+            <w:r>
+              <w:t xml:space="preserve">FR-CRM-004</w:t>
+            </w:r>
+          </w:p>
+        </w:tc>
+        <w:tc>
+          <w:tcPr/>
+          <w:p>
+            <w:pPr>
+              <w:pStyle w:val="Compact"/>
+            </w:pPr>
+            <w:r>
+              <w:t xml:space="preserve">Lead qualification and conversion to opportunity</w:t>
+            </w:r>
+          </w:p>
+        </w:tc>
+        <w:tc>
+          <w:tcPr/>
+          <w:p>
+            <w:pPr>
+              <w:pStyle w:val="Compact"/>
+            </w:pPr>
+            <w:r>
+              <w:t xml:space="preserve">BG-001</w:t>
+            </w:r>
+          </w:p>
+        </w:tc>
+      </w:tr>
+      <w:tr>
+        <w:tc>
+          <w:tcPr/>
+          <w:p>
+            <w:pPr>
+              <w:pStyle w:val="Compact"/>
+            </w:pPr>
+            <w:r>
+              <w:t xml:space="preserve">FR-CRM-005</w:t>
+            </w:r>
+          </w:p>
+        </w:tc>
+        <w:tc>
+          <w:tcPr/>
+          <w:p>
+            <w:pPr>
+              <w:pStyle w:val="Compact"/>
+            </w:pPr>
+            <w:r>
+              <w:t xml:space="preserve">Lead disqualification reasons and retention</w:t>
+            </w:r>
+          </w:p>
+        </w:tc>
+        <w:tc>
+          <w:tcPr/>
+          <w:p>
+            <w:pPr>
+              <w:pStyle w:val="Compact"/>
+            </w:pPr>
+            <w:r>
+              <w:t xml:space="preserve">BG-001, BG-003</w:t>
+            </w:r>
+          </w:p>
+        </w:tc>
+      </w:tr>
+      <w:tr>
+        <w:tc>
+          <w:tcPr/>
+          <w:p>
+            <w:pPr>
+              <w:pStyle w:val="Compact"/>
+            </w:pPr>
+            <w:r>
+              <w:t xml:space="preserve">FR-CRM-006</w:t>
+            </w:r>
+          </w:p>
+        </w:tc>
+        <w:tc>
+          <w:tcPr/>
+          <w:p>
+            <w:pPr>
+              <w:pStyle w:val="Compact"/>
+            </w:pPr>
+            <w:r>
+              <w:t xml:space="preserve">Territory-based lead assignment</w:t>
+            </w:r>
+          </w:p>
+        </w:tc>
+        <w:tc>
+          <w:tcPr/>
+          <w:p>
+            <w:pPr>
+              <w:pStyle w:val="Compact"/>
+            </w:pPr>
+            <w:r>
+              <w:t xml:space="preserve">BG-001, BG-002</w:t>
+            </w:r>
+          </w:p>
+        </w:tc>
+      </w:tr>
+      <w:tr>
+        <w:tc>
+          <w:tcPr/>
+          <w:p>
+            <w:pPr>
+              <w:pStyle w:val="Compact"/>
+            </w:pPr>
+            <w:r>
+              <w:t xml:space="preserve">FR-CRM-007</w:t>
+            </w:r>
+          </w:p>
+        </w:tc>
+        <w:tc>
+          <w:tcPr/>
+          <w:p>
+            <w:pPr>
+              <w:pStyle w:val="Compact"/>
+            </w:pPr>
+            <w:r>
+              <w:t xml:space="preserve">Uncontacted-lead follow-up alerts</w:t>
+            </w:r>
+          </w:p>
+        </w:tc>
+        <w:tc>
+          <w:tcPr/>
+          <w:p>
+            <w:pPr>
+              <w:pStyle w:val="Compact"/>
+            </w:pPr>
+            <w:r>
+              <w:t xml:space="preserve">BG-001, BG-002</w:t>
+            </w:r>
+          </w:p>
+        </w:tc>
+      </w:tr>
+      <w:tr>
+        <w:tc>
+          <w:tcPr/>
+          <w:p>
+            <w:pPr>
+              <w:pStyle w:val="Compact"/>
+            </w:pPr>
+            <w:r>
+              <w:t xml:space="preserve">FR-CRM-008</w:t>
+            </w:r>
+          </w:p>
+        </w:tc>
+        <w:tc>
+          <w:tcPr/>
+          <w:p>
+            <w:pPr>
+              <w:pStyle w:val="Compact"/>
+            </w:pPr>
+            <w:r>
+              <w:t xml:space="preserve">Opportunity record creation and core fields</w:t>
+            </w:r>
+          </w:p>
+        </w:tc>
+        <w:tc>
+          <w:tcPr/>
+          <w:p>
+            <w:pPr>
+              <w:pStyle w:val="Compact"/>
+            </w:pPr>
+            <w:r>
+              <w:t xml:space="preserve">BG-001</w:t>
+            </w:r>
+          </w:p>
+        </w:tc>
+      </w:tr>
+      <w:tr>
+        <w:tc>
+          <w:tcPr/>
+          <w:p>
+            <w:pPr>
+              <w:pStyle w:val="Compact"/>
+            </w:pPr>
+            <w:r>
+              <w:t xml:space="preserve">FR-CRM-009</w:t>
+            </w:r>
+          </w:p>
+        </w:tc>
+        <w:tc>
+          <w:tcPr/>
+          <w:p>
+            <w:pPr>
+              <w:pStyle w:val="Compact"/>
+            </w:pPr>
+            <w:r>
+              <w:t xml:space="preserve">Kanban pipeline board and stage history</w:t>
+            </w:r>
+          </w:p>
+        </w:tc>
+        <w:tc>
+          <w:tcPr/>
+          <w:p>
+            <w:pPr>
+              <w:pStyle w:val="Compact"/>
+            </w:pPr>
+            <w:r>
+              <w:t xml:space="preserve">BG-001</w:t>
+            </w:r>
+          </w:p>
+        </w:tc>
+      </w:tr>
+      <w:tr>
+        <w:tc>
+          <w:tcPr/>
+          <w:p>
+            <w:pPr>
+              <w:pStyle w:val="Compact"/>
+            </w:pPr>
+            <w:r>
+              <w:t xml:space="preserve">FR-CRM-010</w:t>
+            </w:r>
+          </w:p>
+        </w:tc>
+        <w:tc>
+          <w:tcPr/>
+          <w:p>
+            <w:pPr>
+              <w:pStyle w:val="Compact"/>
+            </w:pPr>
+            <w:r>
+              <w:t xml:space="preserve">Closed-won linkage to quotation or order</w:t>
+            </w:r>
+          </w:p>
+        </w:tc>
+        <w:tc>
+          <w:tcPr/>
+          <w:p>
+            <w:pPr>
+              <w:pStyle w:val="Compact"/>
+            </w:pPr>
+            <w:r>
+              <w:t xml:space="preserve">BG-001, BG-007</w:t>
+            </w:r>
+          </w:p>
+        </w:tc>
+      </w:tr>
+      <w:tr>
+        <w:tc>
+          <w:tcPr/>
+          <w:p>
+            <w:pPr>
+              <w:pStyle w:val="Compact"/>
+            </w:pPr>
+            <w:r>
+              <w:t xml:space="preserve">FR-CRM-011</w:t>
+            </w:r>
+          </w:p>
+        </w:tc>
+        <w:tc>
+          <w:tcPr/>
+          <w:p>
+            <w:pPr>
+              <w:pStyle w:val="Compact"/>
+            </w:pPr>
+            <w:r>
+              <w:t xml:space="preserve">Closed-lost reason capture and narrative</w:t>
+            </w:r>
+          </w:p>
+        </w:tc>
+        <w:tc>
+          <w:tcPr/>
+          <w:p>
+            <w:pPr>
+              <w:pStyle w:val="Compact"/>
+            </w:pPr>
+            <w:r>
+              <w:t xml:space="preserve">BG-003</w:t>
+            </w:r>
+          </w:p>
+        </w:tc>
+      </w:tr>
+      <w:tr>
+        <w:tc>
+          <w:tcPr/>
+          <w:p>
+            <w:pPr>
+              <w:pStyle w:val="Compact"/>
+            </w:pPr>
+            <w:r>
+              <w:t xml:space="preserve">FR-CRM-012</w:t>
+            </w:r>
+          </w:p>
+        </w:tc>
+        <w:tc>
+          <w:tcPr/>
+          <w:p>
+            <w:pPr>
+              <w:pStyle w:val="Compact"/>
+            </w:pPr>
+            <w:r>
+              <w:t xml:space="preserve">Weighted pipeline value calculation</w:t>
+            </w:r>
+          </w:p>
+        </w:tc>
+        <w:tc>
+          <w:tcPr/>
+          <w:p>
+            <w:pPr>
+              <w:pStyle w:val="Compact"/>
+            </w:pPr>
+            <w:r>
+              <w:t xml:space="preserve">BG-001</w:t>
+            </w:r>
+          </w:p>
+        </w:tc>
+      </w:tr>
+      <w:tr>
+        <w:tc>
+          <w:tcPr/>
+          <w:p>
+            <w:pPr>
+              <w:pStyle w:val="Compact"/>
+            </w:pPr>
+            <w:r>
+              <w:t xml:space="preserve">FR-CRM-013</w:t>
+            </w:r>
+          </w:p>
+        </w:tc>
+        <w:tc>
+          <w:tcPr/>
+          <w:p>
+            <w:pPr>
+              <w:pStyle w:val="Compact"/>
+            </w:pPr>
+            <w:r>
+              <w:t xml:space="preserve">Probability decay for overdue opportunities</w:t>
+            </w:r>
+          </w:p>
+        </w:tc>
+        <w:tc>
+          <w:tcPr/>
+          <w:p>
+            <w:pPr>
+              <w:pStyle w:val="Compact"/>
+            </w:pPr>
+            <w:r>
+              <w:t xml:space="preserve">BG-001</w:t>
+            </w:r>
+          </w:p>
+        </w:tc>
+      </w:tr>
+      <w:tr>
+        <w:tc>
+          <w:tcPr/>
+          <w:p>
+            <w:pPr>
+              <w:pStyle w:val="Compact"/>
+            </w:pPr>
+            <w:r>
+              <w:t xml:space="preserve">FR-CRM-014</w:t>
+            </w:r>
+          </w:p>
+        </w:tc>
+        <w:tc>
+          <w:tcPr/>
+          <w:p>
+            <w:pPr>
+              <w:pStyle w:val="Compact"/>
+            </w:pPr>
+            <w:r>
+              <w:t xml:space="preserve">Opportunity collaboration roles</w:t>
+            </w:r>
+          </w:p>
+        </w:tc>
+        <w:tc>
+          <w:tcPr/>
+          <w:p>
+            <w:pPr>
+              <w:pStyle w:val="Compact"/>
+            </w:pPr>
+            <w:r>
+              <w:t xml:space="preserve">BG-001, BG-002</w:t>
+            </w:r>
+          </w:p>
+        </w:tc>
+      </w:tr>
+      <w:tr>
+        <w:tc>
+          <w:tcPr/>
+          <w:p>
+            <w:pPr>
+              <w:pStyle w:val="Compact"/>
+            </w:pPr>
+            <w:r>
+              <w:t xml:space="preserve">FR-CRM-015</w:t>
+            </w:r>
+          </w:p>
+        </w:tc>
+        <w:tc>
+          <w:tcPr/>
+          <w:p>
+            <w:pPr>
+              <w:pStyle w:val="Compact"/>
+            </w:pPr>
+            <w:r>
+              <w:t xml:space="preserve">Supported CRM activity types</w:t>
+            </w:r>
+          </w:p>
+        </w:tc>
+        <w:tc>
+          <w:tcPr/>
+          <w:p>
+            <w:pPr>
+              <w:pStyle w:val="Compact"/>
+            </w:pPr>
+            <w:r>
+              <w:t xml:space="preserve">BG-002</w:t>
+            </w:r>
+          </w:p>
+        </w:tc>
+      </w:tr>
+      <w:tr>
+        <w:tc>
+          <w:tcPr/>
+          <w:p>
+            <w:pPr>
+              <w:pStyle w:val="Compact"/>
+            </w:pPr>
+            <w:r>
+              <w:t xml:space="preserve">FR-CRM-016</w:t>
+            </w:r>
+          </w:p>
+        </w:tc>
+        <w:tc>
+          <w:tcPr/>
+          <w:p>
+            <w:pPr>
+              <w:pStyle w:val="Compact"/>
+            </w:pPr>
+            <w:r>
+              <w:t xml:space="preserve">Call activity capture</w:t>
+            </w:r>
+          </w:p>
+        </w:tc>
+        <w:tc>
+          <w:tcPr/>
+          <w:p>
+            <w:pPr>
+              <w:pStyle w:val="Compact"/>
+            </w:pPr>
+            <w:r>
+              <w:t xml:space="preserve">BG-002</w:t>
+            </w:r>
+          </w:p>
+        </w:tc>
+      </w:tr>
+      <w:tr>
+        <w:tc>
+          <w:tcPr/>
+          <w:p>
+            <w:pPr>
+              <w:pStyle w:val="Compact"/>
+            </w:pPr>
+            <w:r>
+              <w:t xml:space="preserve">FR-CRM-017</w:t>
+            </w:r>
+          </w:p>
+        </w:tc>
+        <w:tc>
+          <w:tcPr/>
+          <w:p>
+            <w:pPr>
+              <w:pStyle w:val="Compact"/>
+            </w:pPr>
+            <w:r>
+              <w:t xml:space="preserve">Email activity capture</w:t>
+            </w:r>
+          </w:p>
+        </w:tc>
+        <w:tc>
+          <w:tcPr/>
+          <w:p>
+            <w:pPr>
+              <w:pStyle w:val="Compact"/>
+            </w:pPr>
+            <w:r>
+              <w:t xml:space="preserve">BG-002</w:t>
+            </w:r>
+          </w:p>
+        </w:tc>
+      </w:tr>
+      <w:tr>
+        <w:tc>
+          <w:tcPr/>
+          <w:p>
+            <w:pPr>
+              <w:pStyle w:val="Compact"/>
+            </w:pPr>
+            <w:r>
+              <w:t xml:space="preserve">FR-CRM-018</w:t>
+            </w:r>
+          </w:p>
+        </w:tc>
+        <w:tc>
+          <w:tcPr/>
+          <w:p>
+            <w:pPr>
+              <w:pStyle w:val="Compact"/>
+            </w:pPr>
+            <w:r>
+              <w:t xml:space="preserve">Meeting activity capture and actions</w:t>
+            </w:r>
+          </w:p>
+        </w:tc>
+        <w:tc>
+          <w:tcPr/>
+          <w:p>
+            <w:pPr>
+              <w:pStyle w:val="Compact"/>
+            </w:pPr>
+            <w:r>
+              <w:t xml:space="preserve">BG-002</w:t>
+            </w:r>
+          </w:p>
+        </w:tc>
+      </w:tr>
+      <w:tr>
+        <w:tc>
+          <w:tcPr/>
+          <w:p>
+            <w:pPr>
+              <w:pStyle w:val="Compact"/>
+            </w:pPr>
+            <w:r>
+              <w:t xml:space="preserve">FR-CRM-019</w:t>
+            </w:r>
+          </w:p>
+        </w:tc>
+        <w:tc>
+          <w:tcPr/>
+          <w:p>
+            <w:pPr>
+              <w:pStyle w:val="Compact"/>
+            </w:pPr>
+            <w:r>
+              <w:t xml:space="preserve">Activity calendar view</w:t>
+            </w:r>
+          </w:p>
+        </w:tc>
+        <w:tc>
+          <w:tcPr/>
+          <w:p>
+            <w:pPr>
+              <w:pStyle w:val="Compact"/>
+            </w:pPr>
+            <w:r>
+              <w:t xml:space="preserve">BG-002</w:t>
+            </w:r>
+          </w:p>
+        </w:tc>
+      </w:tr>
+      <w:tr>
+        <w:tc>
+          <w:tcPr/>
+          <w:p>
+            <w:pPr>
+              <w:pStyle w:val="Compact"/>
+            </w:pPr>
+            <w:r>
+              <w:t xml:space="preserve">FR-CRM-020</w:t>
+            </w:r>
+          </w:p>
+        </w:tc>
+        <w:tc>
+          <w:tcPr/>
+          <w:p>
+            <w:pPr>
+              <w:pStyle w:val="Compact"/>
+            </w:pPr>
+            <w:r>
+              <w:t xml:space="preserve">Overdue-activity dashboard and digest</w:t>
+            </w:r>
+          </w:p>
+        </w:tc>
+        <w:tc>
+          <w:tcPr/>
+          <w:p>
+            <w:pPr>
+              <w:pStyle w:val="Compact"/>
+            </w:pPr>
+            <w:r>
+              <w:t xml:space="preserve">BG-002</w:t>
+            </w:r>
+          </w:p>
+        </w:tc>
+      </w:tr>
+      <w:tr>
+        <w:tc>
+          <w:tcPr/>
+          <w:p>
+            <w:pPr>
+              <w:pStyle w:val="Compact"/>
+            </w:pPr>
+            <w:r>
+              <w:t xml:space="preserve">FR-CRM-021</w:t>
+            </w:r>
+          </w:p>
+        </w:tc>
+        <w:tc>
+          <w:tcPr/>
+          <w:p>
+            <w:pPr>
+              <w:pStyle w:val="Compact"/>
+            </w:pPr>
+            <w:r>
+              <w:t xml:space="preserve">Read-only chronological activity timeline</w:t>
+            </w:r>
+          </w:p>
+        </w:tc>
+        <w:tc>
+          <w:tcPr/>
+          <w:p>
+            <w:pPr>
+              <w:pStyle w:val="Compact"/>
+            </w:pPr>
+            <w:r>
+              <w:t xml:space="preserve">BG-002, BG-007</w:t>
+            </w:r>
+          </w:p>
+        </w:tc>
+      </w:tr>
+      <w:tr>
+        <w:tc>
+          <w:tcPr/>
+          <w:p>
+            <w:pPr>
+              <w:pStyle w:val="Compact"/>
+            </w:pPr>
+            <w:r>
+              <w:t xml:space="preserve">FR-CRM-022</w:t>
+            </w:r>
+          </w:p>
+        </w:tc>
+        <w:tc>
+          <w:tcPr/>
+          <w:p>
+            <w:pPr>
+              <w:pStyle w:val="Compact"/>
+            </w:pPr>
+            <w:r>
+              <w:t xml:space="preserve">Contact record fields and customer linkage</w:t>
+            </w:r>
+          </w:p>
+        </w:tc>
+        <w:tc>
+          <w:tcPr/>
+          <w:p>
+            <w:pPr>
+              <w:pStyle w:val="Compact"/>
+            </w:pPr>
+            <w:r>
+              <w:t xml:space="preserve">BG-002, BG-005</w:t>
+            </w:r>
+          </w:p>
+        </w:tc>
+      </w:tr>
+      <w:tr>
+        <w:tc>
+          <w:tcPr/>
+          <w:p>
+            <w:pPr>
+              <w:pStyle w:val="Compact"/>
+            </w:pPr>
+            <w:r>
+              <w:t xml:space="preserve">FR-CRM-023</w:t>
+            </w:r>
+          </w:p>
+        </w:tc>
+        <w:tc>
+          <w:tcPr/>
+          <w:p>
+            <w:pPr>
+              <w:pStyle w:val="Compact"/>
+            </w:pPr>
+            <w:r>
+              <w:t xml:space="preserve">Duplicate-email prevention for contacts</w:t>
+            </w:r>
+          </w:p>
+        </w:tc>
+        <w:tc>
+          <w:tcPr/>
+          <w:p>
+            <w:pPr>
+              <w:pStyle w:val="Compact"/>
+            </w:pPr>
+            <w:r>
+              <w:t xml:space="preserve">BG-002</w:t>
+            </w:r>
+          </w:p>
+        </w:tc>
+      </w:tr>
+      <w:tr>
+        <w:tc>
+          <w:tcPr/>
+          <w:p>
+            <w:pPr>
+              <w:pStyle w:val="Compact"/>
+            </w:pPr>
+            <w:r>
+              <w:t xml:space="preserve">FR-CRM-024</w:t>
+            </w:r>
+          </w:p>
+        </w:tc>
+        <w:tc>
+          <w:tcPr/>
+          <w:p>
+            <w:pPr>
+              <w:pStyle w:val="Compact"/>
+            </w:pPr>
+            <w:r>
+              <w:t xml:space="preserve">Multi-company and multi-opportunity contact associations</w:t>
+            </w:r>
+          </w:p>
+        </w:tc>
+        <w:tc>
+          <w:tcPr/>
+          <w:p>
+            <w:pPr>
+              <w:pStyle w:val="Compact"/>
+            </w:pPr>
+            <w:r>
+              <w:t xml:space="preserve">BG-002, BG-005</w:t>
+            </w:r>
+          </w:p>
+        </w:tc>
+      </w:tr>
+      <w:tr>
+        <w:tc>
+          <w:tcPr/>
+          <w:p>
+            <w:pPr>
+              <w:pStyle w:val="Compact"/>
+            </w:pPr>
+            <w:r>
+              <w:t xml:space="preserve">FR-CRM-025</w:t>
+            </w:r>
+          </w:p>
+        </w:tc>
+        <w:tc>
+          <w:tcPr/>
+          <w:p>
+            <w:pPr>
+              <w:pStyle w:val="Compact"/>
+            </w:pPr>
+            <w:r>
+              <w:t xml:space="preserve">Fuzzy duplicate check for contacts</w:t>
+            </w:r>
+          </w:p>
+        </w:tc>
+        <w:tc>
+          <w:tcPr/>
+          <w:p>
+            <w:pPr>
+              <w:pStyle w:val="Compact"/>
+            </w:pPr>
+            <w:r>
+              <w:t xml:space="preserve">BG-002</w:t>
+            </w:r>
+          </w:p>
+        </w:tc>
+      </w:tr>
+      <w:tr>
+        <w:tc>
+          <w:tcPr/>
+          <w:p>
+            <w:pPr>
+              <w:pStyle w:val="Compact"/>
+            </w:pPr>
+            <w:r>
+              <w:t xml:space="preserve">FR-CRM-026</w:t>
+            </w:r>
+          </w:p>
+        </w:tc>
+        <w:tc>
+          <w:tcPr/>
+          <w:p>
+            <w:pPr>
+              <w:pStyle w:val="Compact"/>
+            </w:pPr>
+            <w:r>
+              <w:t xml:space="preserve">Contact communication preferences</w:t>
+            </w:r>
+          </w:p>
+        </w:tc>
+        <w:tc>
+          <w:tcPr/>
+          <w:p>
+            <w:pPr>
+              <w:pStyle w:val="Compact"/>
+            </w:pPr>
+            <w:r>
+              <w:t xml:space="preserve">BG-002, BG-004</w:t>
+            </w:r>
+          </w:p>
+        </w:tc>
+      </w:tr>
+      <w:tr>
+        <w:tc>
+          <w:tcPr/>
+          <w:p>
+            <w:pPr>
+              <w:pStyle w:val="Compact"/>
+            </w:pPr>
+            <w:r>
+              <w:t xml:space="preserve">FR-CRM-027</w:t>
+            </w:r>
+          </w:p>
+        </w:tc>
+        <w:tc>
+          <w:tcPr/>
+          <w:p>
+            <w:pPr>
+              <w:pStyle w:val="Compact"/>
+            </w:pPr>
+            <w:r>
+              <w:t xml:space="preserve">Monthly sales forecast generation</w:t>
+            </w:r>
+          </w:p>
+        </w:tc>
+        <w:tc>
+          <w:tcPr/>
+          <w:p>
+            <w:pPr>
+              <w:pStyle w:val="Compact"/>
+            </w:pPr>
+            <w:r>
+              <w:t xml:space="preserve">BG-001</w:t>
+            </w:r>
+          </w:p>
+        </w:tc>
+      </w:tr>
+      <w:tr>
+        <w:tc>
+          <w:tcPr/>
+          <w:p>
+            <w:pPr>
+              <w:pStyle w:val="Compact"/>
+            </w:pPr>
+            <w:r>
+              <w:t xml:space="preserve">FR-CRM-028</w:t>
+            </w:r>
+          </w:p>
+        </w:tc>
+        <w:tc>
+          <w:tcPr/>
+          <w:p>
+            <w:pPr>
+              <w:pStyle w:val="Compact"/>
+            </w:pPr>
+            <w:r>
+              <w:t xml:space="preserve">Forecast accuracy reporting</w:t>
+            </w:r>
+          </w:p>
+        </w:tc>
+        <w:tc>
+          <w:tcPr/>
+          <w:p>
+            <w:pPr>
+              <w:pStyle w:val="Compact"/>
+            </w:pPr>
+            <w:r>
+              <w:t xml:space="preserve">BG-001</w:t>
+            </w:r>
+          </w:p>
+        </w:tc>
+      </w:tr>
+      <w:tr>
+        <w:tc>
+          <w:tcPr/>
+          <w:p>
+            <w:pPr>
+              <w:pStyle w:val="Compact"/>
+            </w:pPr>
+            <w:r>
+              <w:t xml:space="preserve">FR-CRM-029</w:t>
+            </w:r>
+          </w:p>
+        </w:tc>
+        <w:tc>
+          <w:tcPr/>
+          <w:p>
+            <w:pPr>
+              <w:pStyle w:val="Compact"/>
+            </w:pPr>
+            <w:r>
+              <w:t xml:space="preserve">Quarterly forecast scenarios</w:t>
+            </w:r>
+          </w:p>
+        </w:tc>
+        <w:tc>
+          <w:tcPr/>
+          <w:p>
+            <w:pPr>
+              <w:pStyle w:val="Compact"/>
+            </w:pPr>
+            <w:r>
+              <w:t xml:space="preserve">BG-001</w:t>
+            </w:r>
+          </w:p>
+        </w:tc>
+      </w:tr>
+      <w:tr>
+        <w:tc>
+          <w:tcPr/>
+          <w:p>
+            <w:pPr>
+              <w:pStyle w:val="Compact"/>
+            </w:pPr>
+            <w:r>
+              <w:t xml:space="preserve">FR-CRM-030</w:t>
+            </w:r>
+          </w:p>
+        </w:tc>
+        <w:tc>
+          <w:tcPr/>
+          <w:p>
+            <w:pPr>
+              <w:pStyle w:val="Compact"/>
+            </w:pPr>
+            <w:r>
+              <w:t xml:space="preserve">Manager forecast overrides with justification</w:t>
+            </w:r>
+          </w:p>
+        </w:tc>
+        <w:tc>
+          <w:tcPr/>
+          <w:p>
+            <w:pPr>
+              <w:pStyle w:val="Compact"/>
+            </w:pPr>
+            <w:r>
+              <w:t xml:space="preserve">BG-001, BG-007</w:t>
+            </w:r>
+          </w:p>
+        </w:tc>
+      </w:tr>
+      <w:tr>
+        <w:tc>
+          <w:tcPr/>
+          <w:p>
+            <w:pPr>
+              <w:pStyle w:val="Compact"/>
+            </w:pPr>
+            <w:r>
+              <w:t xml:space="preserve">FR-CRM-031</w:t>
+            </w:r>
+          </w:p>
+        </w:tc>
+        <w:tc>
+          <w:tcPr/>
+          <w:p>
+            <w:pPr>
+              <w:pStyle w:val="Compact"/>
+            </w:pPr>
+            <w:r>
+              <w:t xml:space="preserve">Territory master data</w:t>
+            </w:r>
+          </w:p>
+        </w:tc>
+        <w:tc>
+          <w:tcPr/>
+          <w:p>
+            <w:pPr>
+              <w:pStyle w:val="Compact"/>
+            </w:pPr>
+            <w:r>
+              <w:t xml:space="preserve">BG-001, BG-002</w:t>
+            </w:r>
+          </w:p>
+        </w:tc>
+      </w:tr>
+      <w:tr>
+        <w:tc>
+          <w:tcPr/>
+          <w:p>
+            <w:pPr>
+              <w:pStyle w:val="Compact"/>
+            </w:pPr>
+            <w:r>
+              <w:t xml:space="preserve">FR-CRM-032</w:t>
+            </w:r>
+          </w:p>
+        </w:tc>
+        <w:tc>
+          <w:tcPr/>
+          <w:p>
+            <w:pPr>
+              <w:pStyle w:val="Compact"/>
+            </w:pPr>
+            <w:r>
+              <w:t xml:space="preserve">Out-of-territory opportunity override control</w:t>
+            </w:r>
+          </w:p>
+        </w:tc>
+        <w:tc>
+          <w:tcPr/>
+          <w:p>
+            <w:pPr>
+              <w:pStyle w:val="Compact"/>
+            </w:pPr>
+            <w:r>
+              <w:t xml:space="preserve">BG-001, BG-007</w:t>
+            </w:r>
+          </w:p>
+        </w:tc>
+      </w:tr>
+      <w:tr>
+        <w:tc>
+          <w:tcPr/>
+          <w:p>
+            <w:pPr>
+              <w:pStyle w:val="Compact"/>
+            </w:pPr>
+            <w:r>
+              <w:t xml:space="preserve">FR-CRM-033</w:t>
+            </w:r>
+          </w:p>
+        </w:tc>
+        <w:tc>
+          <w:tcPr/>
+          <w:p>
+            <w:pPr>
+              <w:pStyle w:val="Compact"/>
+            </w:pPr>
+            <w:r>
+              <w:t xml:space="preserve">Territory performance reporting</w:t>
+            </w:r>
+          </w:p>
+        </w:tc>
+        <w:tc>
+          <w:tcPr/>
+          <w:p>
+            <w:pPr>
+              <w:pStyle w:val="Compact"/>
+            </w:pPr>
+            <w:r>
+              <w:t xml:space="preserve">BG-001, BG-003</w:t>
+            </w:r>
+          </w:p>
+        </w:tc>
+      </w:tr>
+      <w:tr>
+        <w:tc>
+          <w:tcPr/>
+          <w:p>
+            <w:pPr>
+              <w:pStyle w:val="Compact"/>
+            </w:pPr>
+            <w:r>
+              <w:t xml:space="preserve">FR-CRM-034</w:t>
+            </w:r>
+          </w:p>
+        </w:tc>
+        <w:tc>
+          <w:tcPr/>
+          <w:p>
+            <w:pPr>
+              <w:pStyle w:val="Compact"/>
+            </w:pPr>
+            <w:r>
+              <w:t xml:space="preserve">Lost-deal analysis reporting</w:t>
+            </w:r>
+          </w:p>
+        </w:tc>
+        <w:tc>
+          <w:tcPr/>
+          <w:p>
+            <w:pPr>
+              <w:pStyle w:val="Compact"/>
+            </w:pPr>
+            <w:r>
+              <w:t xml:space="preserve">BG-003</w:t>
+            </w:r>
+          </w:p>
+        </w:tc>
+      </w:tr>
+      <w:tr>
+        <w:tc>
+          <w:tcPr/>
+          <w:p>
+            <w:pPr>
+              <w:pStyle w:val="Compact"/>
+            </w:pPr>
+            <w:r>
+              <w:t xml:space="preserve">FR-CRM-035</w:t>
+            </w:r>
+          </w:p>
+        </w:tc>
+        <w:tc>
+          <w:tcPr/>
+          <w:p>
+            <w:pPr>
+              <w:pStyle w:val="Compact"/>
+            </w:pPr>
+            <w:r>
+              <w:t xml:space="preserve">Competitor win-frequency reporting</w:t>
+            </w:r>
+          </w:p>
+        </w:tc>
+        <w:tc>
+          <w:tcPr/>
+          <w:p>
+            <w:pPr>
+              <w:pStyle w:val="Compact"/>
+            </w:pPr>
+            <w:r>
+              <w:t xml:space="preserve">BG-003</w:t>
+            </w:r>
+          </w:p>
+        </w:tc>
+      </w:tr>
+      <w:tr>
+        <w:tc>
+          <w:tcPr/>
+          <w:p>
+            <w:pPr>
+              <w:pStyle w:val="Compact"/>
+            </w:pPr>
+            <w:r>
+              <w:t xml:space="preserve">FR-CRM-036</w:t>
+            </w:r>
+          </w:p>
+        </w:tc>
+        <w:tc>
+          <w:tcPr/>
+          <w:p>
+            <w:pPr>
+              <w:pStyle w:val="Compact"/>
+            </w:pPr>
+            <w:r>
+              <w:t xml:space="preserve">NPS survey dispatch after delivery</w:t>
+            </w:r>
+          </w:p>
+        </w:tc>
+        <w:tc>
+          <w:tcPr/>
+          <w:p>
+            <w:pPr>
+              <w:pStyle w:val="Compact"/>
+            </w:pPr>
+            <w:r>
+              <w:t xml:space="preserve">BG-004</w:t>
+            </w:r>
+          </w:p>
+        </w:tc>
+      </w:tr>
+      <w:tr>
+        <w:tc>
+          <w:tcPr/>
+          <w:p>
+            <w:pPr>
+              <w:pStyle w:val="Compact"/>
+            </w:pPr>
+            <w:r>
+              <w:t xml:space="preserve">FR-CRM-037</w:t>
+            </w:r>
+          </w:p>
+        </w:tc>
+        <w:tc>
+          <w:tcPr/>
+          <w:p>
+            <w:pPr>
+              <w:pStyle w:val="Compact"/>
+            </w:pPr>
+            <w:r>
+              <w:t xml:space="preserve">NPS scoring and categorisation</w:t>
+            </w:r>
+          </w:p>
+        </w:tc>
+        <w:tc>
+          <w:tcPr/>
+          <w:p>
+            <w:pPr>
+              <w:pStyle w:val="Compact"/>
+            </w:pPr>
+            <w:r>
+              <w:t xml:space="preserve">BG-004</w:t>
+            </w:r>
+          </w:p>
+        </w:tc>
+      </w:tr>
+      <w:tr>
+        <w:tc>
+          <w:tcPr/>
+          <w:p>
+            <w:pPr>
+              <w:pStyle w:val="Compact"/>
+            </w:pPr>
+            <w:r>
+              <w:t xml:space="preserve">FR-CRM-038</w:t>
+            </w:r>
+          </w:p>
+        </w:tc>
+        <w:tc>
+          <w:tcPr/>
+          <w:p>
+            <w:pPr>
+              <w:pStyle w:val="Compact"/>
+            </w:pPr>
+            <w:r>
+              <w:t xml:space="preserve">Rolling 90-day NPS calculation</w:t>
+            </w:r>
+          </w:p>
+        </w:tc>
+        <w:tc>
+          <w:tcPr/>
+          <w:p>
+            <w:pPr>
+              <w:pStyle w:val="Compact"/>
+            </w:pPr>
+            <w:r>
+              <w:t xml:space="preserve">BG-004</w:t>
+            </w:r>
+          </w:p>
+        </w:tc>
+      </w:tr>
+      <w:tr>
+        <w:tc>
+          <w:tcPr/>
+          <w:p>
+            <w:pPr>
+              <w:pStyle w:val="Compact"/>
+            </w:pPr>
+            <w:r>
+              <w:t xml:space="preserve">FR-CRM-039</w:t>
+            </w:r>
+          </w:p>
+        </w:tc>
+        <w:tc>
+          <w:tcPr/>
+          <w:p>
+            <w:pPr>
+              <w:pStyle w:val="Compact"/>
+            </w:pPr>
+            <w:r>
+              <w:t xml:space="preserve">Detractor follow-up task creation</w:t>
+            </w:r>
+          </w:p>
+        </w:tc>
+        <w:tc>
+          <w:tcPr/>
+          <w:p>
+            <w:pPr>
+              <w:pStyle w:val="Compact"/>
+            </w:pPr>
+            <w:r>
+              <w:t xml:space="preserve">BG-004, BG-006</w:t>
+            </w:r>
+          </w:p>
+        </w:tc>
+      </w:tr>
+      <w:tr>
+        <w:tc>
+          <w:tcPr/>
+          <w:p>
+            <w:pPr>
+              <w:pStyle w:val="Compact"/>
+            </w:pPr>
+            <w:r>
+              <w:t xml:space="preserve">FR-CRM-040</w:t>
+            </w:r>
+          </w:p>
+        </w:tc>
+        <w:tc>
+          <w:tcPr/>
+          <w:p>
+            <w:pPr>
+              <w:pStyle w:val="Compact"/>
+            </w:pPr>
+            <w:r>
+              <w:t xml:space="preserve">Mobile CRM functions for field representatives</w:t>
+            </w:r>
+          </w:p>
+        </w:tc>
+        <w:tc>
+          <w:tcPr/>
+          <w:p>
+            <w:pPr>
+              <w:pStyle w:val="Compact"/>
+            </w:pPr>
+            <w:r>
+              <w:t xml:space="preserve">BG-002</w:t>
+            </w:r>
+          </w:p>
+        </w:tc>
+      </w:tr>
+      <w:tr>
+        <w:tc>
+          <w:tcPr/>
+          <w:p>
+            <w:pPr>
+              <w:pStyle w:val="Compact"/>
+            </w:pPr>
+            <w:r>
+              <w:t xml:space="preserve">FR-CRM-041</w:t>
+            </w:r>
+          </w:p>
+        </w:tc>
+        <w:tc>
+          <w:tcPr/>
+          <w:p>
+            <w:pPr>
+              <w:pStyle w:val="Compact"/>
+            </w:pPr>
+            <w:r>
+              <w:t xml:space="preserve">Offline mobile CRM operation</w:t>
+            </w:r>
+          </w:p>
+        </w:tc>
+        <w:tc>
+          <w:tcPr/>
+          <w:p>
+            <w:pPr>
+              <w:pStyle w:val="Compact"/>
+            </w:pPr>
+            <w:r>
+              <w:t xml:space="preserve">BG-002</w:t>
+            </w:r>
+          </w:p>
+        </w:tc>
+      </w:tr>
+      <w:tr>
+        <w:tc>
+          <w:tcPr/>
+          <w:p>
+            <w:pPr>
+              <w:pStyle w:val="Compact"/>
+            </w:pPr>
+            <w:r>
+              <w:t xml:space="preserve">FR-CRM-042</w:t>
+            </w:r>
+          </w:p>
+        </w:tc>
+        <w:tc>
+          <w:tcPr/>
+          <w:p>
+            <w:pPr>
+              <w:pStyle w:val="Compact"/>
+            </w:pPr>
+            <w:r>
+              <w:t xml:space="preserve">Mobile route optimisation view</w:t>
+            </w:r>
+          </w:p>
+        </w:tc>
+        <w:tc>
+          <w:tcPr/>
+          <w:p>
+            <w:pPr>
+              <w:pStyle w:val="Compact"/>
+            </w:pPr>
+            <w:r>
+              <w:t xml:space="preserve">BG-002</w:t>
+            </w:r>
+          </w:p>
+        </w:tc>
+      </w:tr>
+      <w:tr>
+        <w:tc>
+          <w:tcPr/>
+          <w:p>
+            <w:pPr>
+              <w:pStyle w:val="Compact"/>
+            </w:pPr>
+            <w:r>
+              <w:t xml:space="preserve">FR-CRM-043</w:t>
+            </w:r>
+          </w:p>
+        </w:tc>
+        <w:tc>
+          <w:tcPr/>
+          <w:p>
+            <w:pPr>
+              <w:pStyle w:val="Compact"/>
+            </w:pPr>
+            <w:r>
+              <w:t xml:space="preserve">Account master data and ERP customer linkage</w:t>
+            </w:r>
+          </w:p>
+        </w:tc>
+        <w:tc>
+          <w:tcPr/>
+          <w:p>
+            <w:pPr>
+              <w:pStyle w:val="Compact"/>
+            </w:pPr>
+            <w:r>
+              <w:t xml:space="preserve">BG-005, BG-007</w:t>
+            </w:r>
+          </w:p>
+        </w:tc>
+      </w:tr>
+      <w:tr>
+        <w:tc>
+          <w:tcPr/>
+          <w:p>
+            <w:pPr>
+              <w:pStyle w:val="Compact"/>
+            </w:pPr>
+            <w:r>
+              <w:t xml:space="preserve">FR-CRM-044</w:t>
+            </w:r>
+          </w:p>
+        </w:tc>
+        <w:tc>
+          <w:tcPr/>
+          <w:p>
+            <w:pPr>
+              <w:pStyle w:val="Compact"/>
+            </w:pPr>
+            <w:r>
+              <w:t xml:space="preserve">Parent-child account hierarchies and rollups</w:t>
+            </w:r>
+          </w:p>
+        </w:tc>
+        <w:tc>
+          <w:tcPr/>
+          <w:p>
+            <w:pPr>
+              <w:pStyle w:val="Compact"/>
+            </w:pPr>
+            <w:r>
+              <w:t xml:space="preserve">BG-005, BG-006</w:t>
+            </w:r>
+          </w:p>
+        </w:tc>
+      </w:tr>
+      <w:tr>
+        <w:tc>
+          <w:tcPr/>
+          <w:p>
+            <w:pPr>
+              <w:pStyle w:val="Compact"/>
+            </w:pPr>
+            <w:r>
+              <w:t xml:space="preserve">FR-CRM-045</w:t>
+            </w:r>
+          </w:p>
+        </w:tc>
+        <w:tc>
+          <w:tcPr/>
+          <w:p>
+            <w:pPr>
+              <w:pStyle w:val="Compact"/>
+            </w:pPr>
+            <w:r>
+              <w:t xml:space="preserve">Account-team role management</w:t>
+            </w:r>
+          </w:p>
+        </w:tc>
+        <w:tc>
+          <w:tcPr/>
+          <w:p>
+            <w:pPr>
+              <w:pStyle w:val="Compact"/>
+            </w:pPr>
+            <w:r>
+              <w:t xml:space="preserve">BG-005, BG-006</w:t>
+            </w:r>
+          </w:p>
+        </w:tc>
+      </w:tr>
+      <w:tr>
+        <w:tc>
+          <w:tcPr/>
+          <w:p>
+            <w:pPr>
+              <w:pStyle w:val="Compact"/>
+            </w:pPr>
+            <w:r>
+              <w:t xml:space="preserve">FR-CRM-046</w:t>
+            </w:r>
+          </w:p>
+        </w:tc>
+        <w:tc>
+          <w:tcPr/>
+          <w:p>
+            <w:pPr>
+              <w:pStyle w:val="Compact"/>
+            </w:pPr>
+            <w:r>
+              <w:t xml:space="preserve">Segmentation, tiering, whitespace, and product-fit indicators</w:t>
+            </w:r>
+          </w:p>
+        </w:tc>
+        <w:tc>
+          <w:tcPr/>
+          <w:p>
+            <w:pPr>
+              <w:pStyle w:val="Compact"/>
+            </w:pPr>
+            <w:r>
+              <w:t xml:space="preserve">BG-005</w:t>
+            </w:r>
+          </w:p>
+        </w:tc>
+      </w:tr>
+      <w:tr>
+        <w:tc>
+          <w:tcPr/>
+          <w:p>
+            <w:pPr>
+              <w:pStyle w:val="Compact"/>
+            </w:pPr>
+            <w:r>
+              <w:t xml:space="preserve">FR-CRM-047</w:t>
+            </w:r>
+          </w:p>
+        </w:tc>
+        <w:tc>
+          <w:tcPr/>
+          <w:p>
+            <w:pPr>
+              <w:pStyle w:val="Compact"/>
+            </w:pPr>
+            <w:r>
+              <w:t xml:space="preserve">Lightweight account plans</w:t>
+            </w:r>
+          </w:p>
+        </w:tc>
+        <w:tc>
+          <w:tcPr/>
+          <w:p>
+            <w:pPr>
+              <w:pStyle w:val="Compact"/>
+            </w:pPr>
+            <w:r>
+              <w:t xml:space="preserve">BG-005</w:t>
+            </w:r>
+          </w:p>
+        </w:tc>
+      </w:tr>
+      <w:tr>
+        <w:tc>
+          <w:tcPr/>
+          <w:p>
+            <w:pPr>
+              <w:pStyle w:val="Compact"/>
+            </w:pPr>
+            <w:r>
+              <w:t xml:space="preserve">FR-CRM-048</w:t>
+            </w:r>
+          </w:p>
+        </w:tc>
+        <w:tc>
+          <w:tcPr/>
+          <w:p>
+            <w:pPr>
+              <w:pStyle w:val="Compact"/>
+            </w:pPr>
+            <w:r>
+              <w:t xml:space="preserve">Configurable pipeline stage-exit criteria</w:t>
+            </w:r>
+          </w:p>
+        </w:tc>
+        <w:tc>
+          <w:tcPr/>
+          <w:p>
+            <w:pPr>
+              <w:pStyle w:val="Compact"/>
+            </w:pPr>
+            <w:r>
+              <w:t xml:space="preserve">BG-001, BG-007</w:t>
+            </w:r>
+          </w:p>
+        </w:tc>
+      </w:tr>
+      <w:tr>
+        <w:tc>
+          <w:tcPr/>
+          <w:p>
+            <w:pPr>
+              <w:pStyle w:val="Compact"/>
+            </w:pPr>
+            <w:r>
+              <w:t xml:space="preserve">FR-CRM-049</w:t>
+            </w:r>
+          </w:p>
+        </w:tc>
+        <w:tc>
+          <w:tcPr/>
+          <w:p>
+            <w:pPr>
+              <w:pStyle w:val="Compact"/>
+            </w:pPr>
+            <w:r>
+              <w:t xml:space="preserve">Mandatory date-bound next steps on opportunities</w:t>
+            </w:r>
+          </w:p>
+        </w:tc>
+        <w:tc>
+          <w:tcPr/>
+          <w:p>
+            <w:pPr>
+              <w:pStyle w:val="Compact"/>
+            </w:pPr>
+            <w:r>
+              <w:t xml:space="preserve">BG-001, BG-007</w:t>
+            </w:r>
+          </w:p>
+        </w:tc>
+      </w:tr>
+      <w:tr>
+        <w:tc>
+          <w:tcPr/>
+          <w:p>
+            <w:pPr>
+              <w:pStyle w:val="Compact"/>
+            </w:pPr>
+            <w:r>
+              <w:t xml:space="preserve">FR-CRM-050</w:t>
+            </w:r>
+          </w:p>
+        </w:tc>
+        <w:tc>
+          <w:tcPr/>
+          <w:p>
+            <w:pPr>
+              <w:pStyle w:val="Compact"/>
+            </w:pPr>
+            <w:r>
+              <w:t xml:space="preserve">Stale-pipeline detection and escalation</w:t>
+            </w:r>
+          </w:p>
+        </w:tc>
+        <w:tc>
+          <w:tcPr/>
+          <w:p>
+            <w:pPr>
+              <w:pStyle w:val="Compact"/>
+            </w:pPr>
+            <w:r>
+              <w:t xml:space="preserve">BG-001, BG-007</w:t>
+            </w:r>
+          </w:p>
+        </w:tc>
+      </w:tr>
+      <w:tr>
+        <w:tc>
+          <w:tcPr/>
+          <w:p>
+            <w:pPr>
+              <w:pStyle w:val="Compact"/>
+            </w:pPr>
+            <w:r>
+              <w:t xml:space="preserve">FR-CRM-051</w:t>
+            </w:r>
+          </w:p>
+        </w:tc>
+        <w:tc>
+          <w:tcPr/>
+          <w:p>
+            <w:pPr>
+              <w:pStyle w:val="Compact"/>
+            </w:pPr>
+            <w:r>
+              <w:t xml:space="preserve">Deal, discount, and risk-approval visibility</w:t>
+            </w:r>
+          </w:p>
+        </w:tc>
+        <w:tc>
+          <w:tcPr/>
+          <w:p>
+            <w:pPr>
+              <w:pStyle w:val="Compact"/>
+            </w:pPr>
+            <w:r>
+              <w:t xml:space="preserve">BG-001, BG-007</w:t>
+            </w:r>
+          </w:p>
+        </w:tc>
+      </w:tr>
+      <w:tr>
+        <w:tc>
+          <w:tcPr/>
+          <w:p>
+            <w:pPr>
+              <w:pStyle w:val="Compact"/>
+            </w:pPr>
+            <w:r>
+              <w:t xml:space="preserve">FR-CRM-052</w:t>
+            </w:r>
+          </w:p>
+        </w:tc>
+        <w:tc>
+          <w:tcPr/>
+          <w:p>
+            <w:pPr>
+              <w:pStyle w:val="Compact"/>
+            </w:pPr>
+            <w:r>
+              <w:t xml:space="preserve">Governed quote-to-cash handoff context from CRM to Sales or ERP</w:t>
+            </w:r>
+          </w:p>
+        </w:tc>
+        <w:tc>
+          <w:tcPr/>
+          <w:p>
+            <w:pPr>
+              <w:pStyle w:val="Compact"/>
+            </w:pPr>
+            <w:r>
+              <w:t xml:space="preserve">BG-001, BG-007</w:t>
+            </w:r>
+          </w:p>
+        </w:tc>
+      </w:tr>
+      <w:tr>
+        <w:tc>
+          <w:tcPr/>
+          <w:p>
+            <w:pPr>
+              <w:pStyle w:val="Compact"/>
+            </w:pPr>
+            <w:r>
+              <w:t xml:space="preserve">FR-CRM-053</w:t>
+            </w:r>
+          </w:p>
+        </w:tc>
+        <w:tc>
+          <w:tcPr/>
+          <w:p>
+            <w:pPr>
+              <w:pStyle w:val="Compact"/>
+            </w:pPr>
+            <w:r>
+              <w:t xml:space="preserve">Downstream quote-to-cash status synchronisation back to CRM</w:t>
+            </w:r>
+          </w:p>
+        </w:tc>
+        <w:tc>
+          <w:tcPr/>
+          <w:p>
+            <w:pPr>
+              <w:pStyle w:val="Compact"/>
+            </w:pPr>
+            <w:r>
+              <w:t xml:space="preserve">BG-001, BG-007</w:t>
+            </w:r>
+          </w:p>
+        </w:tc>
+      </w:tr>
+      <w:tr>
+        <w:tc>
+          <w:tcPr/>
+          <w:p>
+            <w:pPr>
+              <w:pStyle w:val="Compact"/>
+            </w:pPr>
+            <w:r>
+              <w:t xml:space="preserve">FR-CRM-054</w:t>
+            </w:r>
+          </w:p>
+        </w:tc>
+        <w:tc>
+          <w:tcPr/>
+          <w:p>
+            <w:pPr>
+              <w:pStyle w:val="Compact"/>
+            </w:pPr>
+            <w:r>
+              <w:t xml:space="preserve">Immutable CRM-to-ERP handoff history</w:t>
+            </w:r>
+          </w:p>
+        </w:tc>
+        <w:tc>
+          <w:tcPr/>
+          <w:p>
+            <w:pPr>
+              <w:pStyle w:val="Compact"/>
+            </w:pPr>
+            <w:r>
+              <w:t xml:space="preserve">BG-007</w:t>
+            </w:r>
+          </w:p>
+        </w:tc>
+      </w:tr>
+      <w:tr>
+        <w:tc>
+          <w:tcPr/>
+          <w:p>
+            <w:pPr>
+              <w:pStyle w:val="Compact"/>
+            </w:pPr>
+            <w:r>
+              <w:t xml:space="preserve">FR-CRM-055</w:t>
+            </w:r>
+          </w:p>
+        </w:tc>
+        <w:tc>
+          <w:tcPr/>
+          <w:p>
+            <w:pPr>
+              <w:pStyle w:val="Compact"/>
+            </w:pPr>
+            <w:r>
+              <w:t xml:space="preserve">Case creation from manual, email, self-service, or transactional context</w:t>
+            </w:r>
+          </w:p>
+        </w:tc>
+        <w:tc>
+          <w:tcPr/>
+          <w:p>
+            <w:pPr>
+              <w:pStyle w:val="Compact"/>
+            </w:pPr>
+            <w:r>
+              <w:t xml:space="preserve">BG-006, BG-007</w:t>
+            </w:r>
+          </w:p>
+        </w:tc>
+      </w:tr>
+      <w:tr>
+        <w:tc>
+          <w:tcPr/>
+          <w:p>
+            <w:pPr>
+              <w:pStyle w:val="Compact"/>
+            </w:pPr>
+            <w:r>
+              <w:t xml:space="preserve">FR-CRM-056</w:t>
+            </w:r>
+          </w:p>
+        </w:tc>
+        <w:tc>
+          <w:tcPr/>
+          <w:p>
+            <w:pPr>
+              <w:pStyle w:val="Compact"/>
+            </w:pPr>
+            <w:r>
+              <w:t xml:space="preserve">Case classification, impact, and default SLA application</w:t>
+            </w:r>
+          </w:p>
+        </w:tc>
+        <w:tc>
+          <w:tcPr/>
+          <w:p>
+            <w:pPr>
+              <w:pStyle w:val="Compact"/>
+            </w:pPr>
+            <w:r>
+              <w:t xml:space="preserve">BG-006</w:t>
+            </w:r>
+          </w:p>
+        </w:tc>
+      </w:tr>
+      <w:tr>
+        <w:tc>
+          <w:tcPr/>
+          <w:p>
+            <w:pPr>
+              <w:pStyle w:val="Compact"/>
+            </w:pPr>
+            <w:r>
+              <w:t xml:space="preserve">FR-CRM-057</w:t>
+            </w:r>
+          </w:p>
+        </w:tc>
+        <w:tc>
+          <w:tcPr/>
+          <w:p>
+            <w:pPr>
+              <w:pStyle w:val="Compact"/>
+            </w:pPr>
+            <w:r>
+              <w:t xml:space="preserve">Configurable case routing rules</w:t>
+            </w:r>
+          </w:p>
+        </w:tc>
+        <w:tc>
+          <w:tcPr/>
+          <w:p>
+            <w:pPr>
+              <w:pStyle w:val="Compact"/>
+            </w:pPr>
+            <w:r>
+              <w:t xml:space="preserve">BG-006, BG-007</w:t>
+            </w:r>
+          </w:p>
+        </w:tc>
+      </w:tr>
+      <w:tr>
+        <w:tc>
+          <w:tcPr/>
+          <w:p>
+            <w:pPr>
+              <w:pStyle w:val="Compact"/>
+            </w:pPr>
+            <w:r>
+              <w:t xml:space="preserve">FR-CRM-058</w:t>
+            </w:r>
+          </w:p>
+        </w:tc>
+        <w:tc>
+          <w:tcPr/>
+          <w:p>
+            <w:pPr>
+              <w:pStyle w:val="Compact"/>
+            </w:pPr>
+            <w:r>
+              <w:t xml:space="preserve">SLA targets and case timer visibility</w:t>
+            </w:r>
+          </w:p>
+        </w:tc>
+        <w:tc>
+          <w:tcPr/>
+          <w:p>
+            <w:pPr>
+              <w:pStyle w:val="Compact"/>
+            </w:pPr>
+            <w:r>
+              <w:t xml:space="preserve">BG-006</w:t>
+            </w:r>
+          </w:p>
+        </w:tc>
+      </w:tr>
+      <w:tr>
+        <w:tc>
+          <w:tcPr/>
+          <w:p>
+            <w:pPr>
+              <w:pStyle w:val="Compact"/>
+            </w:pPr>
+            <w:r>
+              <w:t xml:space="preserve">FR-CRM-059</w:t>
+            </w:r>
+          </w:p>
+        </w:tc>
+        <w:tc>
+          <w:tcPr/>
+          <w:p>
+            <w:pPr>
+              <w:pStyle w:val="Compact"/>
+            </w:pPr>
+            <w:r>
+              <w:t xml:space="preserve">SLA-risk and breach escalation</w:t>
+            </w:r>
+          </w:p>
+        </w:tc>
+        <w:tc>
+          <w:tcPr/>
+          <w:p>
+            <w:pPr>
+              <w:pStyle w:val="Compact"/>
+            </w:pPr>
+            <w:r>
+              <w:t xml:space="preserve">BG-006</w:t>
+            </w:r>
+          </w:p>
+        </w:tc>
+      </w:tr>
+      <w:tr>
+        <w:tc>
+          <w:tcPr/>
+          <w:p>
+            <w:pPr>
+              <w:pStyle w:val="Compact"/>
+            </w:pPr>
+            <w:r>
+              <w:t xml:space="preserve">FR-CRM-060</w:t>
+            </w:r>
+          </w:p>
+        </w:tc>
+        <w:tc>
+          <w:tcPr/>
+          <w:p>
+            <w:pPr>
+              <w:pStyle w:val="Compact"/>
+            </w:pPr>
+            <w:r>
+              <w:t xml:space="preserve">Chronological non-destructive case worklog</w:t>
+            </w:r>
+          </w:p>
+        </w:tc>
+        <w:tc>
+          <w:tcPr/>
+          <w:p>
+            <w:pPr>
+              <w:pStyle w:val="Compact"/>
+            </w:pPr>
+            <w:r>
+              <w:t xml:space="preserve">BG-006, BG-007</w:t>
+            </w:r>
+          </w:p>
+        </w:tc>
+      </w:tr>
+      <w:tr>
+        <w:tc>
+          <w:tcPr/>
+          <w:p>
+            <w:pPr>
+              <w:pStyle w:val="Compact"/>
+            </w:pPr>
+            <w:r>
+              <w:t xml:space="preserve">FR-CRM-061</w:t>
+            </w:r>
+          </w:p>
+        </w:tc>
+        <w:tc>
+          <w:tcPr/>
+          <w:p>
+            <w:pPr>
+              <w:pStyle w:val="Compact"/>
+            </w:pPr>
+            <w:r>
+              <w:t xml:space="preserve">Controlled case closure with resolution evidence</w:t>
+            </w:r>
+          </w:p>
+        </w:tc>
+        <w:tc>
+          <w:tcPr/>
+          <w:p>
+            <w:pPr>
+              <w:pStyle w:val="Compact"/>
+            </w:pPr>
+            <w:r>
+              <w:t xml:space="preserve">BG-006, BG-007</w:t>
+            </w:r>
+          </w:p>
+        </w:tc>
+      </w:tr>
+      <w:tr>
+        <w:tc>
+          <w:tcPr/>
+          <w:p>
+            <w:pPr>
+              <w:pStyle w:val="Compact"/>
+            </w:pPr>
+            <w:r>
+              <w:t xml:space="preserve">FR-CRM-062</w:t>
+            </w:r>
+          </w:p>
+        </w:tc>
+        <w:tc>
+          <w:tcPr/>
+          <w:p>
+            <w:pPr>
+              <w:pStyle w:val="Compact"/>
+            </w:pPr>
+            <w:r>
+              <w:t xml:space="preserve">Controlled case reopen handling</w:t>
+            </w:r>
+          </w:p>
+        </w:tc>
+        <w:tc>
+          <w:tcPr/>
+          <w:p>
+            <w:pPr>
+              <w:pStyle w:val="Compact"/>
+            </w:pPr>
+            <w:r>
+              <w:t xml:space="preserve">BG-006, BG-007</w:t>
+            </w:r>
+          </w:p>
+        </w:tc>
+      </w:tr>
+      <w:tr>
+        <w:tc>
+          <w:tcPr/>
+          <w:p>
+            <w:pPr>
+              <w:pStyle w:val="Compact"/>
+            </w:pPr>
+            <w:r>
+              <w:t xml:space="preserve">FR-CRM-063</w:t>
+            </w:r>
+          </w:p>
+        </w:tc>
+        <w:tc>
+          <w:tcPr/>
+          <w:p>
+            <w:pPr>
+              <w:pStyle w:val="Compact"/>
+            </w:pPr>
+            <w:r>
+              <w:t xml:space="preserve">Service analytics for backlog, SLA, reopen rate, and resolution</w:t>
+            </w:r>
+          </w:p>
+        </w:tc>
+        <w:tc>
+          <w:tcPr/>
+          <w:p>
+            <w:pPr>
+              <w:pStyle w:val="Compact"/>
+            </w:pPr>
+            <w:r>
+              <w:t xml:space="preserve">BG-006</w:t>
+            </w:r>
+          </w:p>
+        </w:tc>
+      </w:tr>
+      <w:tr>
+        <w:tc>
+          <w:tcPr/>
+          <w:p>
+            <w:pPr>
+              <w:pStyle w:val="Compact"/>
+            </w:pPr>
+            <w:r>
+              <w:t xml:space="preserve">FR-CRM-064</w:t>
+            </w:r>
+          </w:p>
+        </w:tc>
+        <w:tc>
+          <w:tcPr/>
+          <w:p>
+            <w:pPr>
+              <w:pStyle w:val="Compact"/>
+            </w:pPr>
+            <w:r>
+              <w:t xml:space="preserve">Service-to-renewal and expansion feedback alerts</w:t>
+            </w:r>
+          </w:p>
+        </w:tc>
+        <w:tc>
+          <w:tcPr/>
+          <w:p>
+            <w:pPr>
+              <w:pStyle w:val="Compact"/>
+            </w:pPr>
+            <w:r>
+              <w:t xml:space="preserve">BG-004, BG-006</w:t>
+            </w:r>
+          </w:p>
+        </w:tc>
+      </w:tr>
+      <w:tr>
+        <w:tc>
+          <w:tcPr/>
+          <w:p>
+            <w:pPr>
+              <w:pStyle w:val="Compact"/>
+            </w:pPr>
+            <w:r>
+              <w:t xml:space="preserve">FR-CRM-065</w:t>
+            </w:r>
+          </w:p>
+        </w:tc>
+        <w:tc>
+          <w:tcPr/>
+          <w:p>
+            <w:pPr>
+              <w:pStyle w:val="Compact"/>
+            </w:pPr>
+            <w:r>
+              <w:t xml:space="preserve">Partner and channel account classification</w:t>
+            </w:r>
+          </w:p>
+        </w:tc>
+        <w:tc>
+          <w:tcPr/>
+          <w:p>
+            <w:pPr>
+              <w:pStyle w:val="Compact"/>
+            </w:pPr>
+            <w:r>
+              <w:t xml:space="preserve">BG-005, BG-007</w:t>
+            </w:r>
+          </w:p>
+        </w:tc>
+      </w:tr>
+      <w:tr>
+        <w:tc>
+          <w:tcPr/>
+          <w:p>
+            <w:pPr>
+              <w:pStyle w:val="Compact"/>
+            </w:pPr>
+            <w:r>
+              <w:t xml:space="preserve">FR-CRM-066</w:t>
+            </w:r>
+          </w:p>
+        </w:tc>
+        <w:tc>
+          <w:tcPr/>
+          <w:p>
+            <w:pPr>
+              <w:pStyle w:val="Compact"/>
+            </w:pPr>
+            <w:r>
+              <w:t xml:space="preserve">Partner-led and partner-influenced opportunity tracking</w:t>
+            </w:r>
+          </w:p>
+        </w:tc>
+        <w:tc>
+          <w:tcPr/>
+          <w:p>
+            <w:pPr>
+              <w:pStyle w:val="Compact"/>
+            </w:pPr>
+            <w:r>
+              <w:t xml:space="preserve">BG-001, BG-007</w:t>
+            </w:r>
+          </w:p>
+        </w:tc>
+      </w:tr>
+      <w:tr>
+        <w:tc>
+          <w:tcPr/>
+          <w:p>
+            <w:pPr>
+              <w:pStyle w:val="Compact"/>
+            </w:pPr>
+            <w:r>
+              <w:t xml:space="preserve">FR-CRM-067</w:t>
+            </w:r>
+          </w:p>
+        </w:tc>
+        <w:tc>
+          <w:tcPr/>
+          <w:p>
+            <w:pPr>
+              <w:pStyle w:val="Compact"/>
+            </w:pPr>
+            <w:r>
+              <w:t xml:space="preserve">Configurable partner visibility scopes</w:t>
+            </w:r>
+          </w:p>
+        </w:tc>
+        <w:tc>
+          <w:tcPr/>
+          <w:p>
+            <w:pPr>
+              <w:pStyle w:val="Compact"/>
+            </w:pPr>
+            <w:r>
+              <w:t xml:space="preserve">BG-007</w:t>
+            </w:r>
+          </w:p>
+        </w:tc>
+      </w:tr>
+      <w:tr>
+        <w:tc>
+          <w:tcPr/>
+          <w:p>
+            <w:pPr>
+              <w:pStyle w:val="Compact"/>
+            </w:pPr>
+            <w:r>
+              <w:t xml:space="preserve">FR-CRM-068</w:t>
+            </w:r>
+          </w:p>
+        </w:tc>
+        <w:tc>
+          <w:tcPr/>
+          <w:p>
+            <w:pPr>
+              <w:pStyle w:val="Compact"/>
+            </w:pPr>
+            <w:r>
+              <w:t xml:space="preserve">Customer lifecycle status and history</w:t>
+            </w:r>
+          </w:p>
+        </w:tc>
+        <w:tc>
+          <w:tcPr/>
+          <w:p>
+            <w:pPr>
+              <w:pStyle w:val="Compact"/>
+            </w:pPr>
+            <w:r>
+              <w:t xml:space="preserve">BG-004, BG-005, BG-006</w:t>
+            </w:r>
+          </w:p>
+        </w:tc>
+      </w:tr>
+      <w:tr>
+        <w:tc>
+          <w:tcPr/>
+          <w:p>
+            <w:pPr>
+              <w:pStyle w:val="Compact"/>
+            </w:pPr>
+            <w:r>
+              <w:t xml:space="preserve">FR-CRM-069</w:t>
+            </w:r>
+          </w:p>
+        </w:tc>
+        <w:tc>
+          <w:tcPr/>
+          <w:p>
+            <w:pPr>
+              <w:pStyle w:val="Compact"/>
+            </w:pPr>
+            <w:r>
+              <w:t xml:space="preserve">Renewal and retention risk scoring</w:t>
+            </w:r>
+          </w:p>
+        </w:tc>
+        <w:tc>
+          <w:tcPr/>
+          <w:p>
+            <w:pPr>
+              <w:pStyle w:val="Compact"/>
+            </w:pPr>
+            <w:r>
+              <w:t xml:space="preserve">BG-004, BG-006</w:t>
+            </w:r>
+          </w:p>
+        </w:tc>
+      </w:tr>
+      <w:tr>
+        <w:tc>
+          <w:tcPr/>
+          <w:p>
+            <w:pPr>
+              <w:pStyle w:val="Compact"/>
+            </w:pPr>
+            <w:r>
+              <w:t xml:space="preserve">FR-CRM-070</w:t>
+            </w:r>
+          </w:p>
+        </w:tc>
+        <w:tc>
+          <w:tcPr/>
+          <w:p>
+            <w:pPr>
+              <w:pStyle w:val="Compact"/>
+            </w:pPr>
+            <w:r>
+              <w:t xml:space="preserve">Renewal and expansion workbench</w:t>
+            </w:r>
+          </w:p>
+        </w:tc>
+        <w:tc>
+          <w:tcPr/>
+          <w:p>
+            <w:pPr>
+              <w:pStyle w:val="Compact"/>
+            </w:pPr>
+            <w:r>
+              <w:t xml:space="preserve">BG-004, BG-005, BG-006</w:t>
+            </w:r>
+          </w:p>
+        </w:tc>
+      </w:tr>
+      <w:tr>
+        <w:tc>
+          <w:tcPr/>
+          <w:p>
+            <w:pPr>
+              <w:pStyle w:val="Compact"/>
+            </w:pPr>
+            <w:r>
+              <w:t xml:space="preserve">FR-CRM-071</w:t>
+            </w:r>
+          </w:p>
+        </w:tc>
+        <w:tc>
+          <w:tcPr/>
+          <w:p>
+            <w:pPr>
+              <w:pStyle w:val="Compact"/>
+            </w:pPr>
+            <w:r>
+              <w:t xml:space="preserve">Periodic lifecycle reviews for strategic or at-risk accounts</w:t>
+            </w:r>
+          </w:p>
+        </w:tc>
+        <w:tc>
+          <w:tcPr/>
+          <w:p>
+            <w:pPr>
+              <w:pStyle w:val="Compact"/>
+            </w:pPr>
+            <w:r>
+              <w:t xml:space="preserve">BG-005, BG-006</w:t>
+            </w:r>
+          </w:p>
+        </w:tc>
+      </w:tr>
+    </w:tbl>
+    <w:bookmarkEnd w:id="59"/>
+    <w:bookmarkStart w:id="60" w:name="Xe916f2f8e8f85ec3d5e14980144561725d92c90"/>
+    <w:p>
+      <w:pPr>
+        <w:pStyle w:val="Heading2"/>
+      </w:pPr>
+      <w:r>
+        <w:t xml:space="preserve">10.3 Non-Functional Requirement Traceability</w:t>
+      </w:r>
+    </w:p>
+    <w:tbl>
+      <w:tblPr>
+        <w:tblStyle w:val="Table"/>
+        <w:tblW w:type="auto" w:w="0"/>
+        <w:tblLook w:firstRow="1" w:lastRow="0" w:firstColumn="0" w:lastColumn="0" w:noHBand="0" w:noVBand="0" w:val="0020"/>
+      </w:tblPr>
+      <w:tblGrid>
+        <w:gridCol w:w="2640"/>
+        <w:gridCol w:w="2640"/>
+        <w:gridCol w:w="2640"/>
+      </w:tblGrid>
+      <w:tr>
+        <w:trPr>
+          <w:tblHeader w:val="on"/>
+        </w:trPr>
+        <w:tc>
+          <w:tcPr/>
+          <w:p>
+            <w:pPr>
+              <w:pStyle w:val="Compact"/>
+            </w:pPr>
+            <w:r>
+              <w:t xml:space="preserve">Requirement ID</w:t>
+            </w:r>
+          </w:p>
+        </w:tc>
+        <w:tc>
+          <w:tcPr/>
+          <w:p>
+            <w:pPr>
+              <w:pStyle w:val="Compact"/>
+            </w:pPr>
+            <w:r>
+              <w:t xml:space="preserve">Requirement Summary</w:t>
+            </w:r>
+          </w:p>
+        </w:tc>
+        <w:tc>
+          <w:tcPr/>
+          <w:p>
+            <w:pPr>
+              <w:pStyle w:val="Compact"/>
+            </w:pPr>
+            <w:r>
+              <w:t xml:space="preserve">Supported Goal(s)</w:t>
+            </w:r>
+          </w:p>
+        </w:tc>
+      </w:tr>
+      <w:tr>
+        <w:tc>
+          <w:tcPr/>
+          <w:p>
+            <w:pPr>
+              <w:pStyle w:val="Compact"/>
+            </w:pPr>
+            <w:r>
+              <w:t xml:space="preserve">NFR-CRM-001</w:t>
+            </w:r>
+          </w:p>
+        </w:tc>
+        <w:tc>
+          <w:tcPr/>
+          <w:p>
+            <w:pPr>
+              <w:pStyle w:val="Compact"/>
+            </w:pPr>
+            <w:r>
+              <w:t xml:space="preserve">Pipeline board performance</w:t>
+            </w:r>
+          </w:p>
+        </w:tc>
+        <w:tc>
+          <w:tcPr/>
+          <w:p>
+            <w:pPr>
+              <w:pStyle w:val="Compact"/>
+            </w:pPr>
+            <w:r>
+              <w:t xml:space="preserve">BG-001, BG-002</w:t>
+            </w:r>
+          </w:p>
+        </w:tc>
+      </w:tr>
+      <w:tr>
+        <w:tc>
+          <w:tcPr/>
+          <w:p>
+            <w:pPr>
+              <w:pStyle w:val="Compact"/>
+            </w:pPr>
+            <w:r>
+              <w:t xml:space="preserve">NFR-CRM-002</w:t>
+            </w:r>
+          </w:p>
+        </w:tc>
+        <w:tc>
+          <w:tcPr/>
+          <w:p>
+            <w:pPr>
+              <w:pStyle w:val="Compact"/>
+            </w:pPr>
+            <w:r>
+              <w:t xml:space="preserve">Forecast-report performance</w:t>
+            </w:r>
+          </w:p>
+        </w:tc>
+        <w:tc>
+          <w:tcPr/>
+          <w:p>
+            <w:pPr>
+              <w:pStyle w:val="Compact"/>
+            </w:pPr>
+            <w:r>
+              <w:t xml:space="preserve">BG-001</w:t>
+            </w:r>
+          </w:p>
+        </w:tc>
+      </w:tr>
+      <w:tr>
+        <w:tc>
+          <w:tcPr/>
+          <w:p>
+            <w:pPr>
+              <w:pStyle w:val="Compact"/>
+            </w:pPr>
+            <w:r>
+              <w:t xml:space="preserve">NFR-CRM-003</w:t>
+            </w:r>
+          </w:p>
+        </w:tc>
+        <w:tc>
+          <w:tcPr/>
+          <w:p>
+            <w:pPr>
+              <w:pStyle w:val="Compact"/>
+            </w:pPr>
+            <w:r>
+              <w:t xml:space="preserve">Tenant isolation and security</w:t>
+            </w:r>
+          </w:p>
+        </w:tc>
+        <w:tc>
+          <w:tcPr/>
+          <w:p>
+            <w:pPr>
+              <w:pStyle w:val="Compact"/>
+            </w:pPr>
+            <w:r>
+              <w:t xml:space="preserve">BG-007</w:t>
+            </w:r>
+          </w:p>
+        </w:tc>
+      </w:tr>
+      <w:tr>
+        <w:tc>
+          <w:tcPr/>
+          <w:p>
+            <w:pPr>
+              <w:pStyle w:val="Compact"/>
+            </w:pPr>
+            <w:r>
+              <w:t xml:space="preserve">NFR-CRM-004</w:t>
+            </w:r>
+          </w:p>
+        </w:tc>
+        <w:tc>
+          <w:tcPr/>
+          <w:p>
+            <w:pPr>
+              <w:pStyle w:val="Compact"/>
+            </w:pPr>
+            <w:r>
+              <w:t xml:space="preserve">NPS dispatch timeliness and retry handling</w:t>
+            </w:r>
+          </w:p>
+        </w:tc>
+        <w:tc>
+          <w:tcPr/>
+          <w:p>
+            <w:pPr>
+              <w:pStyle w:val="Compact"/>
+            </w:pPr>
+            <w:r>
+              <w:t xml:space="preserve">BG-004</w:t>
+            </w:r>
+          </w:p>
+        </w:tc>
+      </w:tr>
+      <w:tr>
+        <w:tc>
+          <w:tcPr/>
+          <w:p>
+            <w:pPr>
+              <w:pStyle w:val="Compact"/>
+            </w:pPr>
+            <w:r>
+              <w:t xml:space="preserve">NFR-CRM-005</w:t>
+            </w:r>
+          </w:p>
+        </w:tc>
+        <w:tc>
+          <w:tcPr/>
+          <w:p>
+            <w:pPr>
+              <w:pStyle w:val="Compact"/>
+            </w:pPr>
+            <w:r>
+              <w:t xml:space="preserve">CRM data-quality controls</w:t>
+            </w:r>
+          </w:p>
+        </w:tc>
+        <w:tc>
+          <w:tcPr/>
+          <w:p>
+            <w:pPr>
+              <w:pStyle w:val="Compact"/>
+            </w:pPr>
+            <w:r>
+              <w:t xml:space="preserve">BG-005, BG-007</w:t>
+            </w:r>
+          </w:p>
+        </w:tc>
+      </w:tr>
+      <w:tr>
+        <w:tc>
+          <w:tcPr/>
+          <w:p>
+            <w:pPr>
+              <w:pStyle w:val="Compact"/>
+            </w:pPr>
+            <w:r>
+              <w:t xml:space="preserve">NFR-CRM-006</w:t>
+            </w:r>
+          </w:p>
+        </w:tc>
+        <w:tc>
+          <w:tcPr/>
+          <w:p>
+            <w:pPr>
+              <w:pStyle w:val="Compact"/>
+            </w:pPr>
+            <w:r>
+              <w:t xml:space="preserve">Mobile and field usability</w:t>
+            </w:r>
+          </w:p>
+        </w:tc>
+        <w:tc>
+          <w:tcPr/>
+          <w:p>
+            <w:pPr>
+              <w:pStyle w:val="Compact"/>
+            </w:pPr>
+            <w:r>
+              <w:t xml:space="preserve">BG-002</w:t>
+            </w:r>
+          </w:p>
+        </w:tc>
+      </w:tr>
+      <w:tr>
+        <w:tc>
+          <w:tcPr/>
+          <w:p>
+            <w:pPr>
+              <w:pStyle w:val="Compact"/>
+            </w:pPr>
+            <w:r>
+              <w:t xml:space="preserve">NFR-CRM-007</w:t>
+            </w:r>
+          </w:p>
+        </w:tc>
+        <w:tc>
+          <w:tcPr/>
+          <w:p>
+            <w:pPr>
+              <w:pStyle w:val="Compact"/>
+            </w:pPr>
+            <w:r>
+              <w:t xml:space="preserve">Access control and privacy enforcement</w:t>
+            </w:r>
+          </w:p>
+        </w:tc>
+        <w:tc>
+          <w:tcPr/>
+          <w:p>
+            <w:pPr>
+              <w:pStyle w:val="Compact"/>
+            </w:pPr>
+            <w:r>
+              <w:t xml:space="preserve">BG-006, BG-007</w:t>
+            </w:r>
+          </w:p>
+        </w:tc>
+      </w:tr>
+      <w:tr>
+        <w:tc>
+          <w:tcPr/>
+          <w:p>
+            <w:pPr>
+              <w:pStyle w:val="Compact"/>
+            </w:pPr>
+            <w:r>
+              <w:t xml:space="preserve">NFR-CRM-008</w:t>
+            </w:r>
+          </w:p>
+        </w:tc>
+        <w:tc>
+          <w:tcPr/>
+          <w:p>
+            <w:pPr>
+              <w:pStyle w:val="Compact"/>
+            </w:pPr>
+            <w:r>
+              <w:t xml:space="preserve">Routing and escalation timeliness</w:t>
+            </w:r>
+          </w:p>
+        </w:tc>
+        <w:tc>
+          <w:tcPr/>
+          <w:p>
+            <w:pPr>
+              <w:pStyle w:val="Compact"/>
+            </w:pPr>
+            <w:r>
+              <w:t xml:space="preserve">BG-001, BG-006, BG-007</w:t>
+            </w:r>
+          </w:p>
+        </w:tc>
+      </w:tr>
+      <w:tr>
+        <w:tc>
+          <w:tcPr/>
+          <w:p>
+            <w:pPr>
+              <w:pStyle w:val="Compact"/>
+            </w:pPr>
+            <w:r>
+              <w:t xml:space="preserve">NFR-CRM-009</w:t>
+            </w:r>
+          </w:p>
+        </w:tc>
+        <w:tc>
+          <w:tcPr/>
+          <w:p>
+            <w:pPr>
+              <w:pStyle w:val="Compact"/>
+            </w:pPr>
+            <w:r>
+              <w:t xml:space="preserve">SLA and handoff auditability</w:t>
+            </w:r>
+          </w:p>
+        </w:tc>
+        <w:tc>
+          <w:tcPr/>
+          <w:p>
+            <w:pPr>
+              <w:pStyle w:val="Compact"/>
+            </w:pPr>
+            <w:r>
+              <w:t xml:space="preserve">BG-006, BG-007</w:t>
+            </w:r>
+          </w:p>
+        </w:tc>
+      </w:tr>
+      <w:tr>
+        <w:tc>
+          <w:tcPr/>
+          <w:p>
+            <w:pPr>
+              <w:pStyle w:val="Compact"/>
+            </w:pPr>
+            <w:r>
+              <w:t xml:space="preserve">NFR-CRM-010</w:t>
+            </w:r>
+          </w:p>
+        </w:tc>
+        <w:tc>
+          <w:tcPr/>
+          <w:p>
+            <w:pPr>
+              <w:pStyle w:val="Compact"/>
+            </w:pPr>
+            <w:r>
+              <w:t xml:space="preserve">Reporting trust and metric reproducibility</w:t>
+            </w:r>
+          </w:p>
+        </w:tc>
+        <w:tc>
+          <w:tcPr/>
+          <w:p>
+            <w:pPr>
+              <w:pStyle w:val="Compact"/>
+            </w:pPr>
+            <w:r>
+              <w:t xml:space="preserve">BG-001, BG-006, BG-007</w:t>
+            </w:r>
+          </w:p>
+        </w:tc>
+      </w:tr>
+    </w:tbl>
+    <w:bookmarkEnd w:id="60"/>
+    <w:bookmarkStart w:id="61" w:name="X2756bbd942c2ddc87f2b24df196112b0f7d2e1f"/>
+    <w:p>
+      <w:pPr>
+        <w:pStyle w:val="Heading2"/>
+      </w:pPr>
+      <w:r>
+        <w:t xml:space="preserve">10.4 Context Gaps</w:t>
+      </w:r>
+    </w:p>
+    <w:tbl>
+      <w:tblPr>
+        <w:tblStyle w:val="Table"/>
+        <w:tblW w:type="auto" w:w="0"/>
+        <w:tblLook w:firstRow="1" w:lastRow="0" w:firstColumn="0" w:lastColumn="0" w:noHBand="0" w:noVBand="0" w:val="0020"/>
+      </w:tblPr>
+      <w:tblGrid>
+        <w:gridCol w:w="2640"/>
+        <w:gridCol w:w="2640"/>
+        <w:gridCol w:w="2640"/>
+      </w:tblGrid>
+      <w:tr>
+        <w:trPr>
+          <w:tblHeader w:val="on"/>
+        </w:trPr>
+        <w:tc>
+          <w:tcPr/>
+          <w:p>
+            <w:pPr>
+              <w:pStyle w:val="Compact"/>
+            </w:pPr>
+            <w:r>
+              <w:t xml:space="preserve">ID</w:t>
+            </w:r>
+          </w:p>
+        </w:tc>
+        <w:tc>
+          <w:tcPr/>
+          <w:p>
+            <w:pPr>
+              <w:pStyle w:val="Compact"/>
+            </w:pPr>
+            <w:r>
+              <w:t xml:space="preserve">Context Gap</w:t>
+            </w:r>
+          </w:p>
+        </w:tc>
+        <w:tc>
+          <w:tcPr/>
+          <w:p>
+            <w:pPr>
+              <w:pStyle w:val="Compact"/>
+            </w:pPr>
+            <w:r>
+              <w:t xml:space="preserve">Impact</w:t>
+            </w:r>
+          </w:p>
+        </w:tc>
+      </w:tr>
+      <w:tr>
+        <w:tc>
+          <w:tcPr/>
+          <w:p>
+            <w:pPr>
+              <w:pStyle w:val="Compact"/>
+            </w:pPr>
+            <w:r>
+              <w:t xml:space="preserve">GAP-010</w:t>
+            </w:r>
+          </w:p>
+        </w:tc>
+        <w:tc>
+          <w:tcPr/>
+          <w:p>
+            <w:pPr>
+              <w:pStyle w:val="Compact"/>
+            </w:pPr>
+            <w:r>
+              <w:t xml:space="preserve">GIS territory polygon support is a future enhancement; initial implementation uses country or region text fields only.</w:t>
+            </w:r>
+          </w:p>
+        </w:tc>
+        <w:tc>
+          <w:tcPr/>
+          <w:p>
+            <w:pPr>
+              <w:pStyle w:val="Compact"/>
+            </w:pPr>
+            <w:r>
+              <w:t xml:space="preserve">Territory assignment remains rules-based without native geospatial polygon management in the initial release.</w:t>
+            </w:r>
+          </w:p>
+        </w:tc>
+      </w:tr>
+    </w:tbl>
+    <w:bookmarkEnd w:id="61"/>
+    <w:bookmarkEnd w:id="62"/>
     <w:sectPr>
       <w:footerReference r:id="rId9" w:type="default"/>
       <w:headerReference r:id="rId10" w:type="default"/>
